--- a/template.docx
+++ b/template.docx
@@ -2,333 +2,430 @@
 <file path=word/document.xml><?xml version="1.0" encoding="utf-8"?>
 <w:document xmlns:wpc="http://schemas.microsoft.com/office/word/2010/wordprocessingCanvas" xmlns:cx="http://schemas.microsoft.com/office/drawing/2014/chartex" xmlns:cx1="http://schemas.microsoft.com/office/drawing/2015/9/8/chartex" xmlns:cx2="http://schemas.microsoft.com/office/drawing/2015/10/21/chartex" xmlns:cx3="http://schemas.microsoft.com/office/drawing/2016/5/9/chartex" xmlns:cx4="http://schemas.microsoft.com/office/drawing/2016/5/10/chartex" xmlns:cx5="http://schemas.microsoft.com/office/drawing/2016/5/11/chartex" xmlns:cx6="http://schemas.microsoft.com/office/drawing/2016/5/12/chartex" xmlns:cx7="http://schemas.microsoft.com/office/drawing/2016/5/13/chartex" xmlns:cx8="http://schemas.microsoft.com/office/drawing/2016/5/14/chartex" xmlns:mc="http://schemas.openxmlformats.org/markup-compatibility/2006" xmlns:aink="http://schemas.microsoft.com/office/drawing/2016/ink" xmlns:am3d="http://schemas.microsoft.com/office/drawing/2017/model3d" xmlns:o="urn:schemas-microsoft-com:office:office" xmlns:oel="http://schemas.microsoft.com/office/2019/extlst" xmlns:r="http://schemas.openxmlformats.org/officeDocument/2006/relationships" xmlns:m="http://schemas.openxmlformats.org/officeDocument/2006/math" xmlns:v="urn:schemas-microsoft-com:vml" xmlns:wp14="http://schemas.microsoft.com/office/word/2010/wordprocessingDrawing" xmlns:wp="http://schemas.openxmlformats.org/drawingml/2006/wordprocessingDrawing" xmlns:w10="urn:schemas-microsoft-com:office:word" xmlns:w="http://schemas.openxmlformats.org/wordprocessingml/2006/main" xmlns:w14="http://schemas.microsoft.com/office/word/2010/wordml" xmlns:w15="http://schemas.microsoft.com/office/word/2012/wordml" xmlns:w16cex="http://schemas.microsoft.com/office/word/2018/wordml/cex" xmlns:w16cid="http://schemas.microsoft.com/office/word/2016/wordml/cid" xmlns:w16="http://schemas.microsoft.com/office/word/2018/wordml" xmlns:w16du="http://schemas.microsoft.com/office/word/2023/wordml/word16du" xmlns:w16sdtdh="http://schemas.microsoft.com/office/word/2020/wordml/sdtdatahash" xmlns:w16sdtfl="http://schemas.microsoft.com/office/word/2024/wordml/sdtformatlock" xmlns:w16se="http://schemas.microsoft.com/office/word/2015/wordml/symex" xmlns:wpg="http://schemas.microsoft.com/office/word/2010/wordprocessingGroup" xmlns:wpi="http://schemas.microsoft.com/office/word/2010/wordprocessingInk" xmlns:wne="http://schemas.microsoft.com/office/word/2006/wordml" xmlns:wps="http://schemas.microsoft.com/office/word/2010/wordprocessingShape" mc:Ignorable="w14 w15 w16se w16cid w16 w16cex w16sdtdh w16sdtfl w16du wp14">
   <w:body>
+    <w:tbl>
+      <w:tblPr>
+        <w:tblW w:w="10080" w:type="dxa"/>
+        <w:tblBorders>
+          <w:top w:val="nil"/>
+          <w:left w:val="nil"/>
+          <w:bottom w:val="nil"/>
+          <w:right w:val="nil"/>
+          <w:insideH w:val="nil"/>
+          <w:insideV w:val="nil"/>
+        </w:tblBorders>
+        <w:tblLayout w:type="fixed"/>
+        <w:tblCellMar>
+          <w:left w:w="0" w:type="dxa"/>
+          <w:right w:w="0" w:type="dxa"/>
+        </w:tblCellMar>
+        <w:tblLook w:val="0000" w:firstRow="0" w:lastRow="0" w:firstColumn="0" w:lastColumn="0" w:noHBand="0" w:noVBand="0"/>
+      </w:tblPr>
+      <w:tblGrid>
+        <w:gridCol w:w="1980"/>
+        <w:gridCol w:w="1900"/>
+        <w:gridCol w:w="3880"/>
+        <w:gridCol w:w="2320"/>
+      </w:tblGrid>
+      <w:tr>
+        <w:trPr>
+          <w:cantSplit/>
+        </w:trPr>
+        <w:tc>
+          <w:tcPr>
+            <w:tcW w:w="1980" w:type="dxa"/>
+            <w:tcBorders>
+              <w:top w:val="nil"/>
+              <w:left w:val="nil"/>
+              <w:bottom w:val="single" w:sz="12" w:space="0" w:color="E9382B"/>
+              <w:right w:val="nil"/>
+            </w:tcBorders>
+            <w:tcMar>
+              <w:top w:w="0" w:type="dxa"/>
+              <w:left w:w="0" w:type="dxa"/>
+              <w:bottom w:w="0" w:type="dxa"/>
+              <w:right w:w="0" w:type="dxa"/>
+            </w:tcMar>
+            <w:vAlign w:val="bottom"/>
+          </w:tcPr>
+          <w:p>
+            <w:pPr>
+              <w:spacing w:after="80"/>
+            </w:pPr>
+            <w:r>
+              <w:rPr>
+                <w:noProof/>
+              </w:rPr>
+              <w:drawing>
+                <wp:inline distT="0" distB="0" distL="0" distR="0" wp14:anchorId="30D8F1F6" wp14:editId="0DC73E5D">
+                  <wp:extent cx="621792" cy="621792"/>
+                  <wp:effectExtent l="0" t="0" r="0" b="0"/>
+                  <wp:docPr id="2001" name="Purdy-McGuire"/>
+                  <wp:cNvGraphicFramePr>
+                    <a:graphicFrameLocks xmlns:a="http://schemas.openxmlformats.org/drawingml/2006/main" noChangeAspect="1"/>
+                  </wp:cNvGraphicFramePr>
+                  <a:graphic xmlns:a="http://schemas.openxmlformats.org/drawingml/2006/main">
+                    <a:graphicData uri="http://schemas.openxmlformats.org/drawingml/2006/picture">
+                      <pic:pic xmlns:pic="http://schemas.openxmlformats.org/drawingml/2006/picture">
+                        <pic:nvPicPr>
+                          <pic:cNvPr id="2001" name="Purdy-McGuire"/>
+                          <pic:cNvPicPr/>
+                        </pic:nvPicPr>
+                        <pic:blipFill>
+                          <a:blip r:embed="rId8"/>
+                          <a:stretch>
+                            <a:fillRect/>
+                          </a:stretch>
+                        </pic:blipFill>
+                        <pic:spPr>
+                          <a:xfrm>
+                            <a:off x="0" y="0"/>
+                            <a:ext cx="621792" cy="621792"/>
+                          </a:xfrm>
+                          <a:prstGeom prst="rect">
+                            <a:avLst/>
+                          </a:prstGeom>
+                        </pic:spPr>
+                      </pic:pic>
+                    </a:graphicData>
+                  </a:graphic>
+                </wp:inline>
+              </w:drawing>
+            </w:r>
+          </w:p>
+        </w:tc>
+        <w:tc>
+          <w:tcPr>
+            <w:tcW w:w="8100" w:type="dxa"/>
+            <w:gridSpan w:val="3"/>
+            <w:tcBorders>
+              <w:top w:val="nil"/>
+              <w:left w:val="nil"/>
+              <w:bottom w:val="single" w:sz="12" w:space="0" w:color="E9382B"/>
+              <w:right w:val="nil"/>
+            </w:tcBorders>
+            <w:tcMar>
+              <w:top w:w="0" w:type="dxa"/>
+              <w:left w:w="0" w:type="dxa"/>
+              <w:bottom w:w="0" w:type="dxa"/>
+              <w:right w:w="0" w:type="dxa"/>
+            </w:tcMar>
+            <w:vAlign w:val="bottom"/>
+          </w:tcPr>
+          <w:p>
+            <w:pPr>
+              <w:spacing w:after="40" w:line="240" w:lineRule="auto"/>
+              <w:jc w:val="right"/>
+            </w:pPr>
+            <w:r>
+              <w:rPr>
+                <w:rFonts w:ascii="Calibri" w:hAnsi="Calibri" w:cs="Calibri"/>
+                <w:b/>
+                <w:bCs/>
+                <w:caps/>
+                <w:color w:val="E9382B"/>
+                <w:spacing w:val="48"/>
+                <w:sz w:val="16"/>
+                <w:szCs w:val="16"/>
+              </w:rPr>
+              <w:t>MEP Site Observation Report</w:t>
+            </w:r>
+          </w:p>
+          <w:p>
+            <w:pPr>
+              <w:spacing w:after="80" w:line="240" w:lineRule="auto"/>
+              <w:jc w:val="right"/>
+            </w:pPr>
+            <w:r>
+              <w:rPr>
+                <w:rFonts w:ascii="Calibri" w:hAnsi="Calibri" w:cs="Calibri"/>
+                <w:b/>
+                <w:bCs/>
+                <w:color w:val="1F2A37"/>
+                <w:sz w:val="40"/>
+                <w:szCs w:val="40"/>
+              </w:rPr>
+              <w:t>PROJECT NAME</w:t>
+            </w:r>
+          </w:p>
+        </w:tc>
+      </w:tr>
+      <w:tr>
+        <w:trPr>
+          <w:cantSplit/>
+        </w:trPr>
+        <w:tc>
+          <w:tcPr>
+            <w:tcW w:w="1980" w:type="dxa"/>
+            <w:tcBorders>
+              <w:top w:val="nil"/>
+              <w:left w:val="nil"/>
+              <w:bottom w:val="single" w:sz="4" w:space="0" w:color="D4D4D4"/>
+              <w:right w:val="nil"/>
+            </w:tcBorders>
+            <w:tcMar>
+              <w:top w:w="0" w:type="dxa"/>
+              <w:left w:w="0" w:type="dxa"/>
+              <w:bottom w:w="0" w:type="dxa"/>
+              <w:right w:w="140" w:type="dxa"/>
+            </w:tcMar>
+          </w:tcPr>
+          <w:p>
+            <w:pPr>
+              <w:spacing w:before="120" w:after="20" w:line="240" w:lineRule="auto"/>
+            </w:pPr>
+            <w:r>
+              <w:rPr>
+                <w:rFonts w:ascii="Calibri" w:hAnsi="Calibri" w:cs="Calibri"/>
+                <w:b/>
+                <w:bCs/>
+                <w:caps/>
+                <w:color w:val="8A8A8A"/>
+                <w:spacing w:val="30"/>
+                <w:sz w:val="14"/>
+                <w:szCs w:val="14"/>
+              </w:rPr>
+              <w:t>Project Number</w:t>
+            </w:r>
+          </w:p>
+          <w:p>
+            <w:pPr>
+              <w:spacing w:after="120" w:line="240" w:lineRule="auto"/>
+            </w:pPr>
+            <w:r>
+              <w:rPr>
+                <w:rFonts w:ascii="Consolas" w:hAnsi="Consolas" w:cs="Consolas"/>
+                <w:color w:val="222222"/>
+                <w:sz w:val="21"/>
+                <w:szCs w:val="21"/>
+              </w:rPr>
+              <w:t>PMI #</w:t>
+            </w:r>
+            <w:r>
+              <w:rPr>
+                <w:rFonts w:ascii="Consolas" w:hAnsi="Consolas" w:cs="Consolas"/>
+                <w:color w:val="222222"/>
+                <w:sz w:val="21"/>
+                <w:szCs w:val="21"/>
+              </w:rPr>
+              <w:t>XXX</w:t>
+            </w:r>
+          </w:p>
+        </w:tc>
+        <w:tc>
+          <w:tcPr>
+            <w:tcW w:w="1900" w:type="dxa"/>
+            <w:tcBorders>
+              <w:top w:val="nil"/>
+              <w:left w:val="nil"/>
+              <w:bottom w:val="single" w:sz="4" w:space="0" w:color="D4D4D4"/>
+              <w:right w:val="nil"/>
+            </w:tcBorders>
+            <w:tcMar>
+              <w:top w:w="0" w:type="dxa"/>
+              <w:left w:w="0" w:type="dxa"/>
+              <w:bottom w:w="0" w:type="dxa"/>
+              <w:right w:w="140" w:type="dxa"/>
+            </w:tcMar>
+          </w:tcPr>
+          <w:p>
+            <w:pPr>
+              <w:spacing w:before="120" w:after="20" w:line="240" w:lineRule="auto"/>
+            </w:pPr>
+            <w:r>
+              <w:rPr>
+                <w:rFonts w:ascii="Calibri" w:hAnsi="Calibri" w:cs="Calibri"/>
+                <w:b/>
+                <w:bCs/>
+                <w:caps/>
+                <w:color w:val="8A8A8A"/>
+                <w:spacing w:val="30"/>
+                <w:sz w:val="14"/>
+                <w:szCs w:val="14"/>
+              </w:rPr>
+              <w:t>Observation Date</w:t>
+            </w:r>
+          </w:p>
+          <w:p>
+            <w:pPr>
+              <w:spacing w:after="120" w:line="240" w:lineRule="auto"/>
+            </w:pPr>
+            <w:r>
+              <w:rPr>
+                <w:rFonts w:ascii="Calibri" w:hAnsi="Calibri" w:cs="Calibri"/>
+                <w:color w:val="222222"/>
+                <w:sz w:val="21"/>
+                <w:szCs w:val="21"/>
+              </w:rPr>
+              <w:t>XX</w:t>
+            </w:r>
+            <w:r>
+              <w:rPr>
+                <w:rFonts w:ascii="Calibri" w:hAnsi="Calibri" w:cs="Calibri"/>
+                <w:color w:val="222222"/>
+                <w:sz w:val="21"/>
+                <w:szCs w:val="21"/>
+              </w:rPr>
+              <w:t>/</w:t>
+            </w:r>
+            <w:r>
+              <w:rPr>
+                <w:rFonts w:ascii="Calibri" w:hAnsi="Calibri" w:cs="Calibri"/>
+                <w:color w:val="222222"/>
+                <w:sz w:val="21"/>
+                <w:szCs w:val="21"/>
+              </w:rPr>
+              <w:t>XX</w:t>
+            </w:r>
+            <w:r>
+              <w:rPr>
+                <w:rFonts w:ascii="Calibri" w:hAnsi="Calibri" w:cs="Calibri"/>
+                <w:color w:val="222222"/>
+                <w:sz w:val="21"/>
+                <w:szCs w:val="21"/>
+              </w:rPr>
+              <w:t>/</w:t>
+            </w:r>
+            <w:r>
+              <w:rPr>
+                <w:rFonts w:ascii="Calibri" w:hAnsi="Calibri" w:cs="Calibri"/>
+                <w:color w:val="222222"/>
+                <w:sz w:val="21"/>
+                <w:szCs w:val="21"/>
+              </w:rPr>
+              <w:t>XXXX</w:t>
+            </w:r>
+          </w:p>
+        </w:tc>
+        <w:tc>
+          <w:tcPr>
+            <w:tcW w:w="3880" w:type="dxa"/>
+            <w:tcBorders>
+              <w:top w:val="nil"/>
+              <w:left w:val="nil"/>
+              <w:bottom w:val="single" w:sz="4" w:space="0" w:color="D4D4D4"/>
+              <w:right w:val="nil"/>
+            </w:tcBorders>
+            <w:tcMar>
+              <w:top w:w="0" w:type="dxa"/>
+              <w:left w:w="0" w:type="dxa"/>
+              <w:bottom w:w="0" w:type="dxa"/>
+              <w:right w:w="140" w:type="dxa"/>
+            </w:tcMar>
+          </w:tcPr>
+          <w:p>
+            <w:pPr>
+              <w:spacing w:before="120" w:after="20" w:line="240" w:lineRule="auto"/>
+            </w:pPr>
+            <w:r>
+              <w:rPr>
+                <w:rFonts w:ascii="Calibri" w:hAnsi="Calibri" w:cs="Calibri"/>
+                <w:b/>
+                <w:bCs/>
+                <w:caps/>
+                <w:color w:val="8A8A8A"/>
+                <w:spacing w:val="30"/>
+                <w:sz w:val="14"/>
+                <w:szCs w:val="14"/>
+              </w:rPr>
+              <w:t>Observed By</w:t>
+            </w:r>
+          </w:p>
+          <w:p>
+            <w:pPr>
+              <w:spacing w:after="120" w:line="240" w:lineRule="auto"/>
+            </w:pPr>
+            <w:r>
+              <w:rPr>
+                <w:rFonts w:ascii="Calibri" w:hAnsi="Calibri" w:cs="Calibri"/>
+                <w:color w:val="222222"/>
+                <w:sz w:val="21"/>
+                <w:szCs w:val="21"/>
+              </w:rPr>
+              <w:t>XXX</w:t>
+            </w:r>
+          </w:p>
+        </w:tc>
+        <w:tc>
+          <w:tcPr>
+            <w:tcW w:w="2320" w:type="dxa"/>
+            <w:tcBorders>
+              <w:top w:val="nil"/>
+              <w:left w:val="nil"/>
+              <w:bottom w:val="single" w:sz="4" w:space="0" w:color="D4D4D4"/>
+              <w:right w:val="nil"/>
+            </w:tcBorders>
+            <w:tcMar>
+              <w:top w:w="0" w:type="dxa"/>
+              <w:left w:w="0" w:type="dxa"/>
+              <w:bottom w:w="0" w:type="dxa"/>
+              <w:right w:w="140" w:type="dxa"/>
+            </w:tcMar>
+          </w:tcPr>
+          <w:p>
+            <w:pPr>
+              <w:spacing w:before="120" w:after="20" w:line="240" w:lineRule="auto"/>
+            </w:pPr>
+            <w:r>
+              <w:rPr>
+                <w:rFonts w:ascii="Calibri" w:hAnsi="Calibri" w:cs="Calibri"/>
+                <w:b/>
+                <w:bCs/>
+                <w:caps/>
+                <w:color w:val="8A8A8A"/>
+                <w:spacing w:val="30"/>
+                <w:sz w:val="14"/>
+                <w:szCs w:val="14"/>
+              </w:rPr>
+              <w:t>Observed Areas</w:t>
+            </w:r>
+          </w:p>
+          <w:p>
+            <w:pPr>
+              <w:spacing w:after="120" w:line="240" w:lineRule="auto"/>
+            </w:pPr>
+            <w:r>
+              <w:rPr>
+                <w:rFonts w:ascii="Calibri" w:hAnsi="Calibri" w:cs="Calibri"/>
+                <w:color w:val="222222"/>
+                <w:sz w:val="21"/>
+                <w:szCs w:val="21"/>
+              </w:rPr>
+              <w:t>XXX</w:t>
+            </w:r>
+          </w:p>
+        </w:tc>
+      </w:tr>
+    </w:tbl>
     <w:p>
       <w:pPr>
-        <w:jc w:val="center"/>
-        <w:rPr>
-          <w:b/>
-          <w:bCs/>
-          <w:smallCaps/>
-          <w:color w:val="767171" w:themeColor="background2" w:themeShade="80"/>
-          <w:sz w:val="52"/>
-          <w:szCs w:val="52"/>
-        </w:rPr>
+        <w:spacing w:before="200" w:after="240" w:line="240" w:lineRule="auto"/>
       </w:pPr>
       <w:r>
         <w:rPr>
-          <w:b/>
-          <w:bCs/>
-          <w:smallCaps/>
-          <w:color w:val="767171" w:themeColor="background2" w:themeShade="80"/>
-          <w:sz w:val="56"/>
-          <w:szCs w:val="56"/>
+          <w:rFonts w:ascii="Calibri" w:hAnsi="Calibri" w:cs="Calibri"/>
+          <w:color w:val="444444"/>
+          <w:sz w:val="20"/>
+          <w:szCs w:val="20"/>
         </w:rPr>
-        <w:t>MEP Site Observation Report</w:t>
+        <w:t>The purpose for this site walk was to observe the current construction progress to date. The below report indicates items observed during this walk and will also include items that need to be corrected (if needed) as of the time of observation.</w:t>
       </w:r>
     </w:p>
     <w:p>
       <w:pPr>
+        <w:keepNext/>
+        <w:pBdr>
+          <w:bottom w:val="single" w:sz="8" w:space="2" w:color="333333"/>
+        </w:pBdr>
+        <w:spacing w:before="200" w:after="120" w:line="240" w:lineRule="auto"/>
+      </w:pPr>
+      <w:r>
         <w:rPr>
-          <w:rFonts w:ascii="Arial Narrow" w:hAnsi="Arial Narrow"/>
+          <w:rFonts w:ascii="Calibri" w:hAnsi="Calibri" w:cs="Calibri"/>
           <w:b/>
           <w:bCs/>
-          <w:smallCaps/>
-          <w:color w:val="767171" w:themeColor="background2" w:themeShade="80"/>
-          <w:sz w:val="28"/>
-          <w:szCs w:val="28"/>
+          <w:color w:val="1F2A37"/>
         </w:rPr>
-      </w:pPr>
-    </w:p>
-    <w:p>
-      <w:pPr>
-        <w:rPr>
-          <w:rFonts w:ascii="Arial Narrow" w:hAnsi="Arial Narrow"/>
-          <w:b/>
-          <w:bCs/>
-          <w:smallCaps/>
-          <w:color w:val="767171" w:themeColor="background2" w:themeShade="80"/>
-          <w:sz w:val="28"/>
-          <w:szCs w:val="28"/>
-        </w:rPr>
-      </w:pPr>
-      <w:r>
-        <w:rPr>
-          <w:rFonts w:ascii="Arial Narrow" w:hAnsi="Arial Narrow"/>
-          <w:b/>
-          <w:bCs/>
-          <w:smallCaps/>
-          <w:color w:val="767171" w:themeColor="background2" w:themeShade="80"/>
-          <w:sz w:val="28"/>
-          <w:szCs w:val="28"/>
-        </w:rPr>
-        <w:t>Project Name:</w:t>
-      </w:r>
-      <w:r>
-        <w:rPr>
-          <w:rFonts w:ascii="Arial Narrow" w:hAnsi="Arial Narrow"/>
-          <w:b/>
-          <w:bCs/>
-          <w:smallCaps/>
-          <w:color w:val="767171" w:themeColor="background2" w:themeShade="80"/>
-          <w:sz w:val="28"/>
-          <w:szCs w:val="28"/>
-        </w:rPr>
-        <w:t xml:space="preserve"> </w:t>
-      </w:r>
-    </w:p>
-    <w:p>
-      <w:pPr>
-        <w:rPr>
-          <w:rFonts w:ascii="Arial Narrow" w:hAnsi="Arial Narrow"/>
-          <w:b/>
-          <w:bCs/>
-          <w:smallCaps/>
-          <w:color w:val="767171" w:themeColor="background2" w:themeShade="80"/>
-          <w:sz w:val="28"/>
-          <w:szCs w:val="28"/>
-        </w:rPr>
-      </w:pPr>
-      <w:r>
-        <w:rPr>
-          <w:rFonts w:ascii="Arial Narrow" w:hAnsi="Arial Narrow"/>
-          <w:b/>
-          <w:bCs/>
-          <w:smallCaps/>
-          <w:color w:val="767171" w:themeColor="background2" w:themeShade="80"/>
-          <w:sz w:val="28"/>
-          <w:szCs w:val="28"/>
-        </w:rPr>
-        <w:t>Project Number:</w:t>
-      </w:r>
-      <w:r>
-        <w:rPr>
-          <w:rFonts w:ascii="Arial Narrow" w:hAnsi="Arial Narrow"/>
-          <w:b/>
-          <w:bCs/>
-          <w:smallCaps/>
-          <w:color w:val="767171" w:themeColor="background2" w:themeShade="80"/>
-          <w:sz w:val="28"/>
-          <w:szCs w:val="28"/>
-        </w:rPr>
-        <w:t xml:space="preserve"> PMI #</w:t>
-      </w:r>
-    </w:p>
-    <w:p>
-      <w:pPr>
-        <w:rPr>
-          <w:rFonts w:ascii="Arial Narrow" w:hAnsi="Arial Narrow"/>
-          <w:b/>
-          <w:bCs/>
-          <w:smallCaps/>
-          <w:color w:val="767171" w:themeColor="background2" w:themeShade="80"/>
-          <w:sz w:val="28"/>
-          <w:szCs w:val="28"/>
-        </w:rPr>
-      </w:pPr>
-      <w:proofErr w:type="gramStart"/>
-      <w:r>
-        <w:rPr>
-          <w:rFonts w:ascii="Arial Narrow" w:hAnsi="Arial Narrow"/>
-          <w:b/>
-          <w:bCs/>
-          <w:smallCaps/>
-          <w:color w:val="767171" w:themeColor="background2" w:themeShade="80"/>
-          <w:sz w:val="28"/>
-          <w:szCs w:val="28"/>
-        </w:rPr>
-        <w:t>Observation Date</w:t>
-      </w:r>
-      <w:proofErr w:type="gramEnd"/>
-      <w:r>
-        <w:rPr>
-          <w:rFonts w:ascii="Arial Narrow" w:hAnsi="Arial Narrow"/>
-          <w:b/>
-          <w:bCs/>
-          <w:smallCaps/>
-          <w:color w:val="767171" w:themeColor="background2" w:themeShade="80"/>
-          <w:sz w:val="28"/>
-          <w:szCs w:val="28"/>
-        </w:rPr>
-        <w:t>:</w:t>
-      </w:r>
-      <w:r>
-        <w:rPr>
-          <w:rFonts w:ascii="Arial Narrow" w:hAnsi="Arial Narrow"/>
-          <w:b/>
-          <w:bCs/>
-          <w:smallCaps/>
-          <w:color w:val="767171" w:themeColor="background2" w:themeShade="80"/>
-          <w:sz w:val="28"/>
-          <w:szCs w:val="28"/>
-        </w:rPr>
-        <w:t xml:space="preserve"> </w:t>
-      </w:r>
-    </w:p>
-    <w:p>
-      <w:pPr>
-        <w:pBdr>
-          <w:bottom w:val="single" w:sz="6" w:space="1" w:color="auto"/>
-        </w:pBdr>
-        <w:rPr>
-          <w:rFonts w:ascii="Arial Narrow" w:hAnsi="Arial Narrow"/>
-          <w:b/>
-          <w:bCs/>
-          <w:smallCaps/>
-          <w:color w:val="767171" w:themeColor="background2" w:themeShade="80"/>
-          <w:sz w:val="28"/>
-          <w:szCs w:val="28"/>
-        </w:rPr>
-      </w:pPr>
-      <w:r>
-        <w:rPr>
-          <w:rFonts w:ascii="Arial Narrow" w:hAnsi="Arial Narrow"/>
-          <w:b/>
-          <w:bCs/>
-          <w:smallCaps/>
-          <w:color w:val="767171" w:themeColor="background2" w:themeShade="80"/>
-          <w:sz w:val="28"/>
-          <w:szCs w:val="28"/>
-        </w:rPr>
-        <w:t>Observed By</w:t>
-      </w:r>
-      <w:r>
-        <w:rPr>
-          <w:rFonts w:ascii="Arial Narrow" w:hAnsi="Arial Narrow"/>
-          <w:b/>
-          <w:bCs/>
-          <w:smallCaps/>
-          <w:color w:val="767171" w:themeColor="background2" w:themeShade="80"/>
-          <w:sz w:val="28"/>
-          <w:szCs w:val="28"/>
-        </w:rPr>
-        <w:t xml:space="preserve">: </w:t>
-      </w:r>
-    </w:p>
-    <w:p>
-      <w:pPr>
-        <w:pBdr>
-          <w:bottom w:val="single" w:sz="6" w:space="1" w:color="auto"/>
-        </w:pBdr>
-        <w:rPr>
-          <w:rFonts w:ascii="Arial Narrow" w:hAnsi="Arial Narrow"/>
-          <w:b/>
-          <w:bCs/>
-          <w:smallCaps/>
-          <w:color w:val="767171" w:themeColor="background2" w:themeShade="80"/>
-        </w:rPr>
-      </w:pPr>
-      <w:proofErr w:type="gramStart"/>
-      <w:r>
-        <w:rPr>
-          <w:rFonts w:ascii="Arial Narrow" w:hAnsi="Arial Narrow"/>
-          <w:b/>
-          <w:bCs/>
-          <w:smallCaps/>
-          <w:color w:val="767171" w:themeColor="background2" w:themeShade="80"/>
-          <w:sz w:val="28"/>
-          <w:szCs w:val="28"/>
-        </w:rPr>
-        <w:t>Observed Areas</w:t>
-      </w:r>
-      <w:proofErr w:type="gramEnd"/>
-      <w:r>
-        <w:rPr>
-          <w:rFonts w:ascii="Arial Narrow" w:hAnsi="Arial Narrow"/>
-          <w:b/>
-          <w:bCs/>
-          <w:smallCaps/>
-          <w:color w:val="767171" w:themeColor="background2" w:themeShade="80"/>
-          <w:sz w:val="28"/>
-          <w:szCs w:val="28"/>
-        </w:rPr>
-        <w:t xml:space="preserve">: </w:t>
-      </w:r>
-    </w:p>
-    <w:p>
-      <w:pPr>
-        <w:rPr>
-          <w:color w:val="767171" w:themeColor="background2" w:themeShade="80"/>
-          <w:sz w:val="20"/>
-          <w:szCs w:val="20"/>
-        </w:rPr>
-      </w:pPr>
-      <w:r>
-        <w:rPr>
-          <w:color w:val="767171" w:themeColor="background2" w:themeShade="80"/>
-          <w:sz w:val="20"/>
-          <w:szCs w:val="20"/>
-        </w:rPr>
-        <w:t xml:space="preserve">The purpose for this site walk was to observe the </w:t>
-      </w:r>
-      <w:r>
-        <w:rPr>
-          <w:color w:val="767171" w:themeColor="background2" w:themeShade="80"/>
-          <w:sz w:val="20"/>
-          <w:szCs w:val="20"/>
-        </w:rPr>
-        <w:t>current construction progress to date</w:t>
-      </w:r>
-      <w:r>
-        <w:rPr>
-          <w:color w:val="767171" w:themeColor="background2" w:themeShade="80"/>
-          <w:sz w:val="20"/>
-          <w:szCs w:val="20"/>
-        </w:rPr>
-        <w:t xml:space="preserve">. </w:t>
-      </w:r>
-      <w:r>
-        <w:rPr>
-          <w:color w:val="767171" w:themeColor="background2" w:themeShade="80"/>
-          <w:sz w:val="20"/>
-          <w:szCs w:val="20"/>
-        </w:rPr>
-        <w:t xml:space="preserve">The </w:t>
-      </w:r>
-      <w:proofErr w:type="gramStart"/>
-      <w:r>
-        <w:rPr>
-          <w:color w:val="767171" w:themeColor="background2" w:themeShade="80"/>
-          <w:sz w:val="20"/>
-          <w:szCs w:val="20"/>
-        </w:rPr>
-        <w:t>below report</w:t>
-      </w:r>
-      <w:proofErr w:type="gramEnd"/>
-      <w:r>
-        <w:rPr>
-          <w:color w:val="767171" w:themeColor="background2" w:themeShade="80"/>
-          <w:sz w:val="20"/>
-          <w:szCs w:val="20"/>
-        </w:rPr>
-        <w:t xml:space="preserve"> indicates items observed during this walk and will also include items that need to be corrected (if needed) as of the time of observation.</w:t>
-      </w:r>
-    </w:p>
-    <w:p>
-      <w:pPr>
-        <w:rPr>
-          <w:rFonts w:ascii="Arial Narrow" w:hAnsi="Arial Narrow"/>
-          <w:b/>
-          <w:bCs/>
-          <w:u w:val="single" w:color="FF0000"/>
-        </w:rPr>
-      </w:pPr>
-      <w:r>
-        <w:rPr>
-          <w:rFonts w:ascii="Arial Narrow" w:hAnsi="Arial Narrow"/>
-          <w:b/>
-          <w:bCs/>
-          <w:u w:val="single" w:color="FF0000"/>
-        </w:rPr>
-        <w:t xml:space="preserve">Action </w:t>
-      </w:r>
-      <w:r>
-        <w:rPr>
-          <w:rFonts w:ascii="Arial Narrow" w:hAnsi="Arial Narrow"/>
-          <w:b/>
-          <w:bCs/>
-          <w:u w:val="single" w:color="FF0000"/>
-        </w:rPr>
-        <w:t>Items</w:t>
+        <w:t>General Notes</w:t>
       </w:r>
     </w:p>
     <w:p>
@@ -338,191 +435,1654 @@
           <w:ilvl w:val="0"/>
           <w:numId w:val="42"/>
         </w:numPr>
+        <w:spacing w:after="60" w:line="240" w:lineRule="auto"/>
+        <w:ind w:left="360" w:hanging="270"/>
+      </w:pPr>
+      <w:r>
         <w:rPr>
-          <w:rFonts w:ascii="Arial Narrow" w:hAnsi="Arial Narrow"/>
+          <w:rFonts w:ascii="Calibri" w:hAnsi="Calibri" w:cs="Calibri"/>
+          <w:color w:val="444444"/>
+          <w:sz w:val="20"/>
+          <w:szCs w:val="20"/>
         </w:rPr>
-      </w:pPr>
+        <w:t>[Add general note]</w:t>
+      </w:r>
     </w:p>
+    <w:tbl>
+      <w:tblPr>
+        <w:tblW w:w="10080" w:type="dxa"/>
+        <w:tblBorders>
+          <w:top w:val="nil"/>
+          <w:left w:val="nil"/>
+          <w:bottom w:val="nil"/>
+          <w:right w:val="nil"/>
+          <w:insideH w:val="nil"/>
+          <w:insideV w:val="nil"/>
+        </w:tblBorders>
+        <w:tblLayout w:type="fixed"/>
+        <w:tblCellMar>
+          <w:left w:w="0" w:type="dxa"/>
+          <w:right w:w="0" w:type="dxa"/>
+        </w:tblCellMar>
+        <w:tblLook w:val="0000" w:firstRow="0" w:lastRow="0" w:firstColumn="0" w:lastColumn="0" w:noHBand="0" w:noVBand="0"/>
+      </w:tblPr>
+      <w:tblGrid>
+        <w:gridCol w:w="5040"/>
+        <w:gridCol w:w="5040"/>
+      </w:tblGrid>
+      <w:sdt>
+        <w:sdtPr>
+          <w:alias w:val="Observation Items"/>
+          <w:tag w:val="obsitems"/>
+          <w:id w:val="7003"/>
+          <w15:repeatingSection/>
+        </w:sdtPr>
+        <w:sdtContent>
+          <w:sdt>
+            <w:sdtPr>
+              <w:id w:val="7001"/>
+              <w15:repeatingSectionItem/>
+            </w:sdtPr>
+            <w:sdtContent>
+              <w:tr>
+                <w:trPr>
+                  <w:cantSplit/>
+                </w:trPr>
+                <w:tc>
+                  <w:tcPr>
+                    <w:tcW w:w="5040" w:type="dxa"/>
+                    <w:tcMar>
+                      <w:top w:w="80" w:type="dxa"/>
+                      <w:left w:w="0" w:type="dxa"/>
+                      <w:bottom w:w="120" w:type="dxa"/>
+                      <w:right w:w="160" w:type="dxa"/>
+                    </w:tcMar>
+                  </w:tcPr>
+                  <w:p>
+                    <w:pPr>
+                      <w:spacing w:after="0" w:line="240" w:lineRule="auto"/>
+                    </w:pPr>
+                    <w:sdt>
+                      <w:sdtPr>
+                        <w:rPr>
+                          <w:noProof/>
+                        </w:rPr>
+                        <w:alias w:val="Site Photo (landscape)"/>
+                        <w:tag w:val="sitephoto"/>
+                        <w:id w:val="1001"/>
+                        <w:showingPlcHdr/>
+                        <w:picture/>
+                      </w:sdtPr>
+                      <w:sdtContent>
+                        <w:r>
+                          <w:rPr>
+                            <w:noProof/>
+                          </w:rPr>
+                          <w:drawing>
+                            <wp:inline distT="0" distB="0" distL="0" distR="0" wp14:anchorId="2FB04104" wp14:editId="17BAF805">
+                              <wp:extent cx="2971800" cy="2228850"/>
+                              <wp:effectExtent l="0" t="0" r="0" b="0"/>
+                              <wp:docPr id="4001" name="Site Photo"/>
+                              <wp:cNvGraphicFramePr>
+                                <a:graphicFrameLocks xmlns:a="http://schemas.openxmlformats.org/drawingml/2006/main" noChangeAspect="1"/>
+                              </wp:cNvGraphicFramePr>
+                              <a:graphic xmlns:a="http://schemas.openxmlformats.org/drawingml/2006/main">
+                                <a:graphicData uri="http://schemas.openxmlformats.org/drawingml/2006/picture">
+                                  <pic:pic xmlns:pic="http://schemas.openxmlformats.org/drawingml/2006/picture">
+                                    <pic:nvPicPr>
+                                      <pic:cNvPr id="4001" name="Site Photo"/>
+                                      <pic:cNvPicPr/>
+                                    </pic:nvPicPr>
+                                    <pic:blipFill>
+                                      <a:blip r:embed="rId9"/>
+                                      <a:stretch>
+                                        <a:fillRect/>
+                                      </a:stretch>
+                                    </pic:blipFill>
+                                    <pic:spPr>
+                                      <a:xfrm>
+                                        <a:off x="0" y="0"/>
+                                        <a:ext cx="2971800" cy="2228850"/>
+                                      </a:xfrm>
+                                      <a:prstGeom prst="rect">
+                                        <a:avLst/>
+                                      </a:prstGeom>
+                                    </pic:spPr>
+                                  </pic:pic>
+                                </a:graphicData>
+                              </a:graphic>
+                            </wp:inline>
+                          </w:drawing>
+                        </w:r>
+                      </w:sdtContent>
+                    </w:sdt>
+                  </w:p>
+                </w:tc>
+                <w:tc>
+                  <w:tcPr>
+                    <w:tcW w:w="5040" w:type="dxa"/>
+                    <w:tcMar>
+                      <w:top w:w="80" w:type="dxa"/>
+                      <w:left w:w="0" w:type="dxa"/>
+                      <w:bottom w:w="120" w:type="dxa"/>
+                      <w:right w:w="160" w:type="dxa"/>
+                    </w:tcMar>
+                  </w:tcPr>
+                  <w:p>
+                    <w:pPr>
+                      <w:spacing w:after="0" w:line="240" w:lineRule="auto"/>
+                    </w:pPr>
+                    <w:sdt>
+                      <w:sdtPr>
+                        <w:rPr>
+                          <w:noProof/>
+                        </w:rPr>
+                        <w:alias w:val="Site Photo (landscape)"/>
+                        <w:tag w:val="sitephoto"/>
+                        <w:id w:val="1002"/>
+                        <w:showingPlcHdr/>
+                        <w:picture/>
+                      </w:sdtPr>
+                      <w:sdtContent>
+                        <w:r>
+                          <w:rPr>
+                            <w:noProof/>
+                          </w:rPr>
+                          <w:drawing>
+                            <wp:inline distT="0" distB="0" distL="0" distR="0" wp14:anchorId="7AC988D1" wp14:editId="2092B230">
+                              <wp:extent cx="2971800" cy="2228850"/>
+                              <wp:effectExtent l="0" t="0" r="0" b="0"/>
+                              <wp:docPr id="4002" name="Site Photo"/>
+                              <wp:cNvGraphicFramePr>
+                                <a:graphicFrameLocks xmlns:a="http://schemas.openxmlformats.org/drawingml/2006/main" noChangeAspect="1"/>
+                              </wp:cNvGraphicFramePr>
+                              <a:graphic xmlns:a="http://schemas.openxmlformats.org/drawingml/2006/main">
+                                <a:graphicData uri="http://schemas.openxmlformats.org/drawingml/2006/picture">
+                                  <pic:pic xmlns:pic="http://schemas.openxmlformats.org/drawingml/2006/picture">
+                                    <pic:nvPicPr>
+                                      <pic:cNvPr id="4002" name="Site Photo"/>
+                                      <pic:cNvPicPr/>
+                                    </pic:nvPicPr>
+                                    <pic:blipFill>
+                                      <a:blip r:embed="rId9"/>
+                                      <a:stretch>
+                                        <a:fillRect/>
+                                      </a:stretch>
+                                    </pic:blipFill>
+                                    <pic:spPr>
+                                      <a:xfrm>
+                                        <a:off x="0" y="0"/>
+                                        <a:ext cx="2971800" cy="2228850"/>
+                                      </a:xfrm>
+                                      <a:prstGeom prst="rect">
+                                        <a:avLst/>
+                                      </a:prstGeom>
+                                    </pic:spPr>
+                                  </pic:pic>
+                                </a:graphicData>
+                              </a:graphic>
+                            </wp:inline>
+                          </w:drawing>
+                        </w:r>
+                      </w:sdtContent>
+                    </w:sdt>
+                  </w:p>
+                </w:tc>
+              </w:tr>
+            </w:sdtContent>
+          </w:sdt>
+          <w:sdt>
+            <w:sdtPr>
+              <w:id w:val="7002"/>
+              <w15:repeatingSectionItem/>
+            </w:sdtPr>
+            <w:sdtContent>
+              <w:tr>
+                <w:trPr>
+                  <w:cantSplit/>
+                </w:trPr>
+                <w:tc>
+                  <w:tcPr>
+                    <w:tcW w:w="5040" w:type="dxa"/>
+                    <w:tcMar>
+                      <w:top w:w="80" w:type="dxa"/>
+                      <w:left w:w="0" w:type="dxa"/>
+                      <w:bottom w:w="120" w:type="dxa"/>
+                      <w:right w:w="160" w:type="dxa"/>
+                    </w:tcMar>
+                  </w:tcPr>
+                  <w:p>
+                    <w:pPr>
+                      <w:spacing w:after="0" w:line="240" w:lineRule="auto"/>
+                    </w:pPr>
+                    <w:sdt>
+                      <w:sdtPr>
+                        <w:rPr>
+                          <w:noProof/>
+                        </w:rPr>
+                        <w:alias w:val="Site Photo (landscape)"/>
+                        <w:tag w:val="sitephoto"/>
+                        <w:id w:val="1003"/>
+                        <w:showingPlcHdr/>
+                        <w:picture/>
+                      </w:sdtPr>
+                      <w:sdtContent>
+                        <w:r>
+                          <w:rPr>
+                            <w:noProof/>
+                          </w:rPr>
+                          <w:drawing>
+                            <wp:inline distT="0" distB="0" distL="0" distR="0" wp14:anchorId="36CAA372" wp14:editId="16ED153F">
+                              <wp:extent cx="2971800" cy="2228850"/>
+                              <wp:effectExtent l="0" t="0" r="0" b="0"/>
+                              <wp:docPr id="4003" name="Site Photo"/>
+                              <wp:cNvGraphicFramePr>
+                                <a:graphicFrameLocks xmlns:a="http://schemas.openxmlformats.org/drawingml/2006/main" noChangeAspect="1"/>
+                              </wp:cNvGraphicFramePr>
+                              <a:graphic xmlns:a="http://schemas.openxmlformats.org/drawingml/2006/main">
+                                <a:graphicData uri="http://schemas.openxmlformats.org/drawingml/2006/picture">
+                                  <pic:pic xmlns:pic="http://schemas.openxmlformats.org/drawingml/2006/picture">
+                                    <pic:nvPicPr>
+                                      <pic:cNvPr id="4003" name="Site Photo"/>
+                                      <pic:cNvPicPr/>
+                                    </pic:nvPicPr>
+                                    <pic:blipFill>
+                                      <a:blip r:embed="rId9"/>
+                                      <a:stretch>
+                                        <a:fillRect/>
+                                      </a:stretch>
+                                    </pic:blipFill>
+                                    <pic:spPr>
+                                      <a:xfrm>
+                                        <a:off x="0" y="0"/>
+                                        <a:ext cx="2971800" cy="2228850"/>
+                                      </a:xfrm>
+                                      <a:prstGeom prst="rect">
+                                        <a:avLst/>
+                                      </a:prstGeom>
+                                    </pic:spPr>
+                                  </pic:pic>
+                                </a:graphicData>
+                              </a:graphic>
+                            </wp:inline>
+                          </w:drawing>
+                        </w:r>
+                      </w:sdtContent>
+                    </w:sdt>
+                  </w:p>
+                </w:tc>
+                <w:tc>
+                  <w:tcPr>
+                    <w:tcW w:w="5040" w:type="dxa"/>
+                    <w:tcMar>
+                      <w:top w:w="80" w:type="dxa"/>
+                      <w:left w:w="0" w:type="dxa"/>
+                      <w:bottom w:w="120" w:type="dxa"/>
+                      <w:right w:w="160" w:type="dxa"/>
+                    </w:tcMar>
+                  </w:tcPr>
+                  <w:p>
+                    <w:pPr>
+                      <w:spacing w:after="0" w:line="240" w:lineRule="auto"/>
+                    </w:pPr>
+                    <w:sdt>
+                      <w:sdtPr>
+                        <w:rPr>
+                          <w:noProof/>
+                        </w:rPr>
+                        <w:alias w:val="Site Photo (landscape)"/>
+                        <w:tag w:val="sitephoto"/>
+                        <w:id w:val="1004"/>
+                        <w:showingPlcHdr/>
+                        <w:picture/>
+                      </w:sdtPr>
+                      <w:sdtContent>
+                        <w:r>
+                          <w:rPr>
+                            <w:noProof/>
+                          </w:rPr>
+                          <w:drawing>
+                            <wp:inline distT="0" distB="0" distL="0" distR="0" wp14:anchorId="2054DAA5" wp14:editId="7254ADBA">
+                              <wp:extent cx="2971800" cy="2228850"/>
+                              <wp:effectExtent l="0" t="0" r="0" b="0"/>
+                              <wp:docPr id="4004" name="Site Photo"/>
+                              <wp:cNvGraphicFramePr>
+                                <a:graphicFrameLocks xmlns:a="http://schemas.openxmlformats.org/drawingml/2006/main" noChangeAspect="1"/>
+                              </wp:cNvGraphicFramePr>
+                              <a:graphic xmlns:a="http://schemas.openxmlformats.org/drawingml/2006/main">
+                                <a:graphicData uri="http://schemas.openxmlformats.org/drawingml/2006/picture">
+                                  <pic:pic xmlns:pic="http://schemas.openxmlformats.org/drawingml/2006/picture">
+                                    <pic:nvPicPr>
+                                      <pic:cNvPr id="4004" name="Site Photo"/>
+                                      <pic:cNvPicPr/>
+                                    </pic:nvPicPr>
+                                    <pic:blipFill>
+                                      <a:blip r:embed="rId9"/>
+                                      <a:stretch>
+                                        <a:fillRect/>
+                                      </a:stretch>
+                                    </pic:blipFill>
+                                    <pic:spPr>
+                                      <a:xfrm>
+                                        <a:off x="0" y="0"/>
+                                        <a:ext cx="2971800" cy="2228850"/>
+                                      </a:xfrm>
+                                      <a:prstGeom prst="rect">
+                                        <a:avLst/>
+                                      </a:prstGeom>
+                                    </pic:spPr>
+                                  </pic:pic>
+                                </a:graphicData>
+                              </a:graphic>
+                            </wp:inline>
+                          </w:drawing>
+                        </w:r>
+                      </w:sdtContent>
+                    </w:sdt>
+                  </w:p>
+                </w:tc>
+              </w:tr>
+            </w:sdtContent>
+          </w:sdt>
+        </w:sdtContent>
+      </w:sdt>
+    </w:tbl>
     <w:p>
       <w:pPr>
+        <w:keepNext/>
+        <w:pBdr>
+          <w:bottom w:val="single" w:sz="8" w:space="2" w:color="333333"/>
+        </w:pBdr>
+        <w:spacing w:before="200" w:after="120" w:line="240" w:lineRule="auto"/>
+      </w:pPr>
+      <w:r>
         <w:rPr>
-          <w:rFonts w:ascii="Arial Narrow" w:hAnsi="Arial Narrow"/>
+          <w:rFonts w:ascii="Calibri" w:hAnsi="Calibri" w:cs="Calibri"/>
           <w:b/>
           <w:bCs/>
-          <w:u w:val="single" w:color="FF0000"/>
+          <w:color w:val="1F2A37"/>
         </w:rPr>
-      </w:pPr>
-      <w:r>
-        <w:rPr>
-          <w:rFonts w:ascii="Arial Narrow" w:hAnsi="Arial Narrow"/>
-          <w:b/>
-          <w:bCs/>
-          <w:u w:val="single" w:color="FF0000"/>
-        </w:rPr>
-        <w:t>Mechanical</w:t>
+        <w:lastRenderedPageBreak/>
+        <w:t xml:space="preserve">Mechanical Observation </w:t>
       </w:r>
       <w:r>
         <w:rPr>
-          <w:rFonts w:ascii="Arial Narrow" w:hAnsi="Arial Narrow"/>
+          <w:rFonts w:ascii="Calibri" w:hAnsi="Calibri" w:cs="Calibri"/>
           <w:b/>
           <w:bCs/>
-          <w:u w:val="single" w:color="FF0000"/>
+          <w:color w:val="1F2A37"/>
         </w:rPr>
-        <w:t xml:space="preserve"> Observation</w:t>
+        <w:t>Items</w:t>
       </w:r>
+    </w:p>
+    <w:tbl>
+      <w:tblPr>
+        <w:tblW w:w="10080" w:type="dxa"/>
+        <w:tblBorders>
+          <w:top w:val="single" w:sz="4" w:space="0" w:color="D4D4D4"/>
+          <w:left w:val="nil"/>
+          <w:bottom w:val="single" w:sz="4" w:space="0" w:color="D4D4D4"/>
+          <w:right w:val="nil"/>
+          <w:insideH w:val="single" w:sz="4" w:space="0" w:color="D4D4D4"/>
+          <w:insideV w:val="nil"/>
+        </w:tblBorders>
+        <w:tblLayout w:type="fixed"/>
+        <w:tblCellMar>
+          <w:left w:w="0" w:type="dxa"/>
+          <w:right w:w="0" w:type="dxa"/>
+        </w:tblCellMar>
+        <w:tblLook w:val="0000" w:firstRow="0" w:lastRow="0" w:firstColumn="0" w:lastColumn="0" w:noHBand="0" w:noVBand="0"/>
+      </w:tblPr>
+      <w:tblGrid>
+        <w:gridCol w:w="4320"/>
+        <w:gridCol w:w="5760"/>
+      </w:tblGrid>
+      <w:sdt>
+        <w:sdtPr>
+          <w:alias w:val="Observation Items"/>
+          <w:tag w:val="obsitems"/>
+          <w:id w:val="7007"/>
+          <w15:repeatingSection/>
+        </w:sdtPr>
+        <w:sdtContent>
+          <w:sdt>
+            <w:sdtPr>
+              <w:id w:val="7004"/>
+              <w15:repeatingSectionItem/>
+            </w:sdtPr>
+            <w:sdtContent>
+              <w:tr>
+                <w:trPr>
+                  <w:cantSplit/>
+                </w:trPr>
+                <w:tc>
+                  <w:tcPr>
+                    <w:tcW w:w="4320" w:type="dxa"/>
+                    <w:tcMar>
+                      <w:top w:w="80" w:type="dxa"/>
+                      <w:left w:w="0" w:type="dxa"/>
+                      <w:bottom w:w="120" w:type="dxa"/>
+                      <w:right w:w="160" w:type="dxa"/>
+                    </w:tcMar>
+                  </w:tcPr>
+                  <w:p>
+                    <w:pPr>
+                      <w:spacing w:after="0" w:line="240" w:lineRule="auto"/>
+                    </w:pPr>
+                    <w:sdt>
+                      <w:sdtPr>
+                        <w:rPr>
+                          <w:noProof/>
+                        </w:rPr>
+                        <w:alias w:val="Site Photo (square)"/>
+                        <w:tag w:val="sitephoto"/>
+                        <w:id w:val="1005"/>
+                        <w:showingPlcHdr/>
+                        <w:picture/>
+                      </w:sdtPr>
+                      <w:sdtContent>
+                        <w:r>
+                          <w:rPr>
+                            <w:noProof/>
+                          </w:rPr>
+                          <w:drawing>
+                            <wp:inline distT="0" distB="0" distL="0" distR="0" wp14:anchorId="3599A4D8" wp14:editId="6255B813">
+                              <wp:extent cx="2286000" cy="2286000"/>
+                              <wp:effectExtent l="0" t="0" r="0" b="0"/>
+                              <wp:docPr id="4005" name="Site Photo"/>
+                              <wp:cNvGraphicFramePr>
+                                <a:graphicFrameLocks xmlns:a="http://schemas.openxmlformats.org/drawingml/2006/main" noChangeAspect="1"/>
+                              </wp:cNvGraphicFramePr>
+                              <a:graphic xmlns:a="http://schemas.openxmlformats.org/drawingml/2006/main">
+                                <a:graphicData uri="http://schemas.openxmlformats.org/drawingml/2006/picture">
+                                  <pic:pic xmlns:pic="http://schemas.openxmlformats.org/drawingml/2006/picture">
+                                    <pic:nvPicPr>
+                                      <pic:cNvPr id="4005" name="Site Photo"/>
+                                      <pic:cNvPicPr/>
+                                    </pic:nvPicPr>
+                                    <pic:blipFill>
+                                      <a:blip r:embed="rId10"/>
+                                      <a:stretch>
+                                        <a:fillRect/>
+                                      </a:stretch>
+                                    </pic:blipFill>
+                                    <pic:spPr>
+                                      <a:xfrm>
+                                        <a:off x="0" y="0"/>
+                                        <a:ext cx="2286000" cy="2286000"/>
+                                      </a:xfrm>
+                                      <a:prstGeom prst="rect">
+                                        <a:avLst/>
+                                      </a:prstGeom>
+                                    </pic:spPr>
+                                  </pic:pic>
+                                </a:graphicData>
+                              </a:graphic>
+                            </wp:inline>
+                          </w:drawing>
+                        </w:r>
+                      </w:sdtContent>
+                    </w:sdt>
+                  </w:p>
+                </w:tc>
+                <w:tc>
+                  <w:tcPr>
+                    <w:tcW w:w="5760" w:type="dxa"/>
+                    <w:tcMar>
+                      <w:top w:w="80" w:type="dxa"/>
+                      <w:left w:w="0" w:type="dxa"/>
+                      <w:bottom w:w="120" w:type="dxa"/>
+                      <w:right w:w="0" w:type="dxa"/>
+                    </w:tcMar>
+                  </w:tcPr>
+                  <w:p>
+                    <w:pPr>
+                      <w:numPr>
+                        <w:ilvl w:val="0"/>
+                        <w:numId w:val="44"/>
+                      </w:numPr>
+                      <w:spacing w:after="40" w:line="240" w:lineRule="auto"/>
+                      <w:rPr>
+                        <w:rFonts w:ascii="Calibri" w:hAnsi="Calibri"/>
+                        <w:b/>
+                        <w:color w:val="E9382B"/>
+                        <w:sz w:val="18"/>
+                      </w:rPr>
+                    </w:pPr>
+                  </w:p>
+                  <w:p>
+                    <w:pPr>
+                      <w:spacing w:after="0" w:line="240" w:lineRule="auto"/>
+                    </w:pPr>
+                    <w:r>
+                      <w:rPr>
+                        <w:rFonts w:ascii="Calibri" w:hAnsi="Calibri" w:cs="Calibri"/>
+                        <w:color w:val="222222"/>
+                        <w:sz w:val="20"/>
+                        <w:szCs w:val="20"/>
+                      </w:rPr>
+                      <w:t>[Replace with observation]</w:t>
+                    </w:r>
+                  </w:p>
+                </w:tc>
+              </w:tr>
+            </w:sdtContent>
+          </w:sdt>
+          <w:sdt>
+            <w:sdtPr>
+              <w:id w:val="7005"/>
+              <w15:repeatingSectionItem/>
+            </w:sdtPr>
+            <w:sdtContent>
+              <w:tr>
+                <w:trPr>
+                  <w:cantSplit/>
+                </w:trPr>
+                <w:tc>
+                  <w:tcPr>
+                    <w:tcW w:w="4320" w:type="dxa"/>
+                    <w:tcMar>
+                      <w:top w:w="80" w:type="dxa"/>
+                      <w:left w:w="0" w:type="dxa"/>
+                      <w:bottom w:w="120" w:type="dxa"/>
+                      <w:right w:w="160" w:type="dxa"/>
+                    </w:tcMar>
+                  </w:tcPr>
+                  <w:p>
+                    <w:pPr>
+                      <w:spacing w:after="0" w:line="240" w:lineRule="auto"/>
+                    </w:pPr>
+                    <w:sdt>
+                      <w:sdtPr>
+                        <w:rPr>
+                          <w:noProof/>
+                        </w:rPr>
+                        <w:alias w:val="Site Photo (landscape)"/>
+                        <w:tag w:val="sitephoto"/>
+                        <w:id w:val="1006"/>
+                        <w:showingPlcHdr/>
+                        <w:picture/>
+                      </w:sdtPr>
+                      <w:sdtContent>
+                        <w:r>
+                          <w:rPr>
+                            <w:noProof/>
+                          </w:rPr>
+                          <w:drawing>
+                            <wp:inline distT="0" distB="0" distL="0" distR="0" wp14:anchorId="0D83A74B" wp14:editId="0EB59B6D">
+                              <wp:extent cx="2606040" cy="1954530"/>
+                              <wp:effectExtent l="0" t="0" r="0" b="0"/>
+                              <wp:docPr id="4006" name="Site Photo"/>
+                              <wp:cNvGraphicFramePr>
+                                <a:graphicFrameLocks xmlns:a="http://schemas.openxmlformats.org/drawingml/2006/main" noChangeAspect="1"/>
+                              </wp:cNvGraphicFramePr>
+                              <a:graphic xmlns:a="http://schemas.openxmlformats.org/drawingml/2006/main">
+                                <a:graphicData uri="http://schemas.openxmlformats.org/drawingml/2006/picture">
+                                  <pic:pic xmlns:pic="http://schemas.openxmlformats.org/drawingml/2006/picture">
+                                    <pic:nvPicPr>
+                                      <pic:cNvPr id="4006" name="Site Photo"/>
+                                      <pic:cNvPicPr/>
+                                    </pic:nvPicPr>
+                                    <pic:blipFill>
+                                      <a:blip r:embed="rId9"/>
+                                      <a:stretch>
+                                        <a:fillRect/>
+                                      </a:stretch>
+                                    </pic:blipFill>
+                                    <pic:spPr>
+                                      <a:xfrm>
+                                        <a:off x="0" y="0"/>
+                                        <a:ext cx="2606040" cy="1954530"/>
+                                      </a:xfrm>
+                                      <a:prstGeom prst="rect">
+                                        <a:avLst/>
+                                      </a:prstGeom>
+                                    </pic:spPr>
+                                  </pic:pic>
+                                </a:graphicData>
+                              </a:graphic>
+                            </wp:inline>
+                          </w:drawing>
+                        </w:r>
+                      </w:sdtContent>
+                    </w:sdt>
+                  </w:p>
+                </w:tc>
+                <w:tc>
+                  <w:tcPr>
+                    <w:tcW w:w="5760" w:type="dxa"/>
+                    <w:tcMar>
+                      <w:top w:w="80" w:type="dxa"/>
+                      <w:left w:w="0" w:type="dxa"/>
+                      <w:bottom w:w="120" w:type="dxa"/>
+                      <w:right w:w="0" w:type="dxa"/>
+                    </w:tcMar>
+                  </w:tcPr>
+                  <w:p>
+                    <w:pPr>
+                      <w:numPr>
+                        <w:ilvl w:val="0"/>
+                        <w:numId w:val="44"/>
+                      </w:numPr>
+                      <w:spacing w:after="40" w:line="240" w:lineRule="auto"/>
+                      <w:rPr>
+                        <w:rFonts w:ascii="Calibri" w:hAnsi="Calibri"/>
+                        <w:b/>
+                        <w:color w:val="E9382B"/>
+                        <w:sz w:val="18"/>
+                      </w:rPr>
+                    </w:pPr>
+                  </w:p>
+                  <w:p>
+                    <w:pPr>
+                      <w:spacing w:after="0" w:line="240" w:lineRule="auto"/>
+                    </w:pPr>
+                    <w:r>
+                      <w:rPr>
+                        <w:rFonts w:ascii="Calibri" w:hAnsi="Calibri" w:cs="Calibri"/>
+                        <w:color w:val="222222"/>
+                        <w:sz w:val="20"/>
+                        <w:szCs w:val="20"/>
+                      </w:rPr>
+                      <w:t>[Replace with observation]</w:t>
+                    </w:r>
+                  </w:p>
+                </w:tc>
+              </w:tr>
+            </w:sdtContent>
+          </w:sdt>
+          <w:sdt>
+            <w:sdtPr>
+              <w:id w:val="7006"/>
+              <w15:repeatingSectionItem/>
+            </w:sdtPr>
+            <w:sdtContent>
+              <w:tr>
+                <w:trPr>
+                  <w:cantSplit/>
+                </w:trPr>
+                <w:tc>
+                  <w:tcPr>
+                    <w:tcW w:w="4320" w:type="dxa"/>
+                    <w:tcMar>
+                      <w:top w:w="80" w:type="dxa"/>
+                      <w:left w:w="0" w:type="dxa"/>
+                      <w:bottom w:w="120" w:type="dxa"/>
+                      <w:right w:w="160" w:type="dxa"/>
+                    </w:tcMar>
+                  </w:tcPr>
+                  <w:p>
+                    <w:pPr>
+                      <w:spacing w:after="0" w:line="240" w:lineRule="auto"/>
+                    </w:pPr>
+                    <w:sdt>
+                      <w:sdtPr>
+                        <w:rPr>
+                          <w:noProof/>
+                        </w:rPr>
+                        <w:alias w:val="Site Photo (portrait)"/>
+                        <w:tag w:val="sitephoto"/>
+                        <w:id w:val="1007"/>
+                        <w:showingPlcHdr/>
+                        <w:picture/>
+                      </w:sdtPr>
+                      <w:sdtContent>
+                        <w:r>
+                          <w:rPr>
+                            <w:noProof/>
+                          </w:rPr>
+                          <w:drawing>
+                            <wp:inline distT="0" distB="0" distL="0" distR="0" wp14:anchorId="68185A65" wp14:editId="0950BE92">
+                              <wp:extent cx="1954530" cy="2606040"/>
+                              <wp:effectExtent l="0" t="0" r="0" b="0"/>
+                              <wp:docPr id="4007" name="Site Photo"/>
+                              <wp:cNvGraphicFramePr>
+                                <a:graphicFrameLocks xmlns:a="http://schemas.openxmlformats.org/drawingml/2006/main" noChangeAspect="1"/>
+                              </wp:cNvGraphicFramePr>
+                              <a:graphic xmlns:a="http://schemas.openxmlformats.org/drawingml/2006/main">
+                                <a:graphicData uri="http://schemas.openxmlformats.org/drawingml/2006/picture">
+                                  <pic:pic xmlns:pic="http://schemas.openxmlformats.org/drawingml/2006/picture">
+                                    <pic:nvPicPr>
+                                      <pic:cNvPr id="4007" name="Site Photo"/>
+                                      <pic:cNvPicPr/>
+                                    </pic:nvPicPr>
+                                    <pic:blipFill>
+                                      <a:blip r:embed="rId11"/>
+                                      <a:stretch>
+                                        <a:fillRect/>
+                                      </a:stretch>
+                                    </pic:blipFill>
+                                    <pic:spPr>
+                                      <a:xfrm>
+                                        <a:off x="0" y="0"/>
+                                        <a:ext cx="1954530" cy="2606040"/>
+                                      </a:xfrm>
+                                      <a:prstGeom prst="rect">
+                                        <a:avLst/>
+                                      </a:prstGeom>
+                                    </pic:spPr>
+                                  </pic:pic>
+                                </a:graphicData>
+                              </a:graphic>
+                            </wp:inline>
+                          </w:drawing>
+                        </w:r>
+                      </w:sdtContent>
+                    </w:sdt>
+                  </w:p>
+                </w:tc>
+                <w:tc>
+                  <w:tcPr>
+                    <w:tcW w:w="5760" w:type="dxa"/>
+                    <w:tcMar>
+                      <w:top w:w="80" w:type="dxa"/>
+                      <w:left w:w="0" w:type="dxa"/>
+                      <w:bottom w:w="120" w:type="dxa"/>
+                      <w:right w:w="0" w:type="dxa"/>
+                    </w:tcMar>
+                  </w:tcPr>
+                  <w:p>
+                    <w:pPr>
+                      <w:numPr>
+                        <w:ilvl w:val="0"/>
+                        <w:numId w:val="44"/>
+                      </w:numPr>
+                      <w:spacing w:after="40" w:line="240" w:lineRule="auto"/>
+                      <w:rPr>
+                        <w:rFonts w:ascii="Calibri" w:hAnsi="Calibri"/>
+                        <w:b/>
+                        <w:color w:val="E9382B"/>
+                        <w:sz w:val="18"/>
+                      </w:rPr>
+                    </w:pPr>
+                  </w:p>
+                  <w:p>
+                    <w:pPr>
+                      <w:spacing w:after="0" w:line="240" w:lineRule="auto"/>
+                    </w:pPr>
+                    <w:r>
+                      <w:rPr>
+                        <w:rFonts w:ascii="Calibri" w:hAnsi="Calibri" w:cs="Calibri"/>
+                        <w:color w:val="222222"/>
+                        <w:sz w:val="20"/>
+                        <w:szCs w:val="20"/>
+                      </w:rPr>
+                      <w:t>[Replace with observation]</w:t>
+                    </w:r>
+                  </w:p>
+                </w:tc>
+              </w:tr>
+            </w:sdtContent>
+          </w:sdt>
+        </w:sdtContent>
+      </w:sdt>
+    </w:tbl>
+    <w:p>
+      <w:pPr>
+        <w:keepNext/>
+        <w:pBdr>
+          <w:bottom w:val="single" w:sz="8" w:space="2" w:color="333333"/>
+        </w:pBdr>
+        <w:spacing w:before="200" w:after="120" w:line="240" w:lineRule="auto"/>
+      </w:pPr>
       <w:r>
         <w:rPr>
-          <w:rFonts w:ascii="Arial Narrow" w:hAnsi="Arial Narrow"/>
+          <w:rFonts w:ascii="Calibri" w:hAnsi="Calibri" w:cs="Calibri"/>
           <w:b/>
           <w:bCs/>
-          <w:u w:val="single" w:color="FF0000"/>
+          <w:color w:val="1F2A37"/>
         </w:rPr>
-        <w:t xml:space="preserve"> Items</w:t>
+        <w:lastRenderedPageBreak/>
+        <w:t>Electrical Observation Items</w:t>
       </w:r>
     </w:p>
+    <w:tbl>
+      <w:tblPr>
+        <w:tblW w:w="10080" w:type="dxa"/>
+        <w:tblBorders>
+          <w:top w:val="single" w:sz="4" w:space="0" w:color="D4D4D4"/>
+          <w:left w:val="nil"/>
+          <w:bottom w:val="single" w:sz="4" w:space="0" w:color="D4D4D4"/>
+          <w:right w:val="nil"/>
+          <w:insideH w:val="single" w:sz="4" w:space="0" w:color="D4D4D4"/>
+          <w:insideV w:val="nil"/>
+        </w:tblBorders>
+        <w:tblLayout w:type="fixed"/>
+        <w:tblCellMar>
+          <w:left w:w="0" w:type="dxa"/>
+          <w:right w:w="0" w:type="dxa"/>
+        </w:tblCellMar>
+        <w:tblLook w:val="0000" w:firstRow="0" w:lastRow="0" w:firstColumn="0" w:lastColumn="0" w:noHBand="0" w:noVBand="0"/>
+      </w:tblPr>
+      <w:tblGrid>
+        <w:gridCol w:w="4320"/>
+        <w:gridCol w:w="5760"/>
+      </w:tblGrid>
+      <w:sdt>
+        <w:sdtPr>
+          <w:alias w:val="Observation Items"/>
+          <w:tag w:val="obsitems"/>
+          <w:id w:val="7011"/>
+          <w15:repeatingSection/>
+        </w:sdtPr>
+        <w:sdtContent>
+          <w:sdt>
+            <w:sdtPr>
+              <w:id w:val="7008"/>
+              <w15:repeatingSectionItem/>
+            </w:sdtPr>
+            <w:sdtContent>
+              <w:tr>
+                <w:trPr>
+                  <w:cantSplit/>
+                </w:trPr>
+                <w:tc>
+                  <w:tcPr>
+                    <w:tcW w:w="4320" w:type="dxa"/>
+                    <w:tcMar>
+                      <w:top w:w="80" w:type="dxa"/>
+                      <w:left w:w="0" w:type="dxa"/>
+                      <w:bottom w:w="120" w:type="dxa"/>
+                      <w:right w:w="160" w:type="dxa"/>
+                    </w:tcMar>
+                  </w:tcPr>
+                  <w:p>
+                    <w:pPr>
+                      <w:spacing w:after="0" w:line="240" w:lineRule="auto"/>
+                    </w:pPr>
+                    <w:sdt>
+                      <w:sdtPr>
+                        <w:rPr>
+                          <w:noProof/>
+                        </w:rPr>
+                        <w:alias w:val="Site Photo (square)"/>
+                        <w:tag w:val="sitephoto"/>
+                        <w:id w:val="1008"/>
+                        <w:showingPlcHdr/>
+                        <w:picture/>
+                      </w:sdtPr>
+                      <w:sdtContent>
+                        <w:r>
+                          <w:rPr>
+                            <w:noProof/>
+                          </w:rPr>
+                          <w:drawing>
+                            <wp:inline distT="0" distB="0" distL="0" distR="0" wp14:anchorId="79AB8D66" wp14:editId="455C8242">
+                              <wp:extent cx="2286000" cy="2286000"/>
+                              <wp:effectExtent l="0" t="0" r="0" b="0"/>
+                              <wp:docPr id="4008" name="Site Photo"/>
+                              <wp:cNvGraphicFramePr>
+                                <a:graphicFrameLocks xmlns:a="http://schemas.openxmlformats.org/drawingml/2006/main" noChangeAspect="1"/>
+                              </wp:cNvGraphicFramePr>
+                              <a:graphic xmlns:a="http://schemas.openxmlformats.org/drawingml/2006/main">
+                                <a:graphicData uri="http://schemas.openxmlformats.org/drawingml/2006/picture">
+                                  <pic:pic xmlns:pic="http://schemas.openxmlformats.org/drawingml/2006/picture">
+                                    <pic:nvPicPr>
+                                      <pic:cNvPr id="4008" name="Site Photo"/>
+                                      <pic:cNvPicPr/>
+                                    </pic:nvPicPr>
+                                    <pic:blipFill>
+                                      <a:blip r:embed="rId10"/>
+                                      <a:stretch>
+                                        <a:fillRect/>
+                                      </a:stretch>
+                                    </pic:blipFill>
+                                    <pic:spPr>
+                                      <a:xfrm>
+                                        <a:off x="0" y="0"/>
+                                        <a:ext cx="2286000" cy="2286000"/>
+                                      </a:xfrm>
+                                      <a:prstGeom prst="rect">
+                                        <a:avLst/>
+                                      </a:prstGeom>
+                                    </pic:spPr>
+                                  </pic:pic>
+                                </a:graphicData>
+                              </a:graphic>
+                            </wp:inline>
+                          </w:drawing>
+                        </w:r>
+                      </w:sdtContent>
+                    </w:sdt>
+                  </w:p>
+                </w:tc>
+                <w:tc>
+                  <w:tcPr>
+                    <w:tcW w:w="5760" w:type="dxa"/>
+                    <w:tcMar>
+                      <w:top w:w="80" w:type="dxa"/>
+                      <w:left w:w="0" w:type="dxa"/>
+                      <w:bottom w:w="120" w:type="dxa"/>
+                      <w:right w:w="0" w:type="dxa"/>
+                    </w:tcMar>
+                  </w:tcPr>
+                  <w:p>
+                    <w:pPr>
+                      <w:numPr>
+                        <w:ilvl w:val="0"/>
+                        <w:numId w:val="45"/>
+                      </w:numPr>
+                      <w:spacing w:after="40" w:line="240" w:lineRule="auto"/>
+                      <w:rPr>
+                        <w:rFonts w:ascii="Calibri" w:hAnsi="Calibri"/>
+                        <w:b/>
+                        <w:color w:val="E9382B"/>
+                        <w:sz w:val="18"/>
+                      </w:rPr>
+                    </w:pPr>
+                  </w:p>
+                  <w:p>
+                    <w:pPr>
+                      <w:spacing w:after="0" w:line="240" w:lineRule="auto"/>
+                    </w:pPr>
+                    <w:r>
+                      <w:rPr>
+                        <w:rFonts w:ascii="Calibri" w:hAnsi="Calibri" w:cs="Calibri"/>
+                        <w:color w:val="222222"/>
+                        <w:sz w:val="20"/>
+                        <w:szCs w:val="20"/>
+                      </w:rPr>
+                      <w:t>[Replace with observation]</w:t>
+                    </w:r>
+                  </w:p>
+                </w:tc>
+              </w:tr>
+            </w:sdtContent>
+          </w:sdt>
+          <w:sdt>
+            <w:sdtPr>
+              <w:id w:val="7009"/>
+              <w15:repeatingSectionItem/>
+            </w:sdtPr>
+            <w:sdtContent>
+              <w:tr>
+                <w:trPr>
+                  <w:cantSplit/>
+                </w:trPr>
+                <w:tc>
+                  <w:tcPr>
+                    <w:tcW w:w="4320" w:type="dxa"/>
+                    <w:tcMar>
+                      <w:top w:w="80" w:type="dxa"/>
+                      <w:left w:w="0" w:type="dxa"/>
+                      <w:bottom w:w="120" w:type="dxa"/>
+                      <w:right w:w="160" w:type="dxa"/>
+                    </w:tcMar>
+                  </w:tcPr>
+                  <w:p>
+                    <w:pPr>
+                      <w:spacing w:after="0" w:line="240" w:lineRule="auto"/>
+                    </w:pPr>
+                    <w:sdt>
+                      <w:sdtPr>
+                        <w:rPr>
+                          <w:noProof/>
+                        </w:rPr>
+                        <w:alias w:val="Site Photo (landscape)"/>
+                        <w:tag w:val="sitephoto"/>
+                        <w:id w:val="1009"/>
+                        <w:showingPlcHdr/>
+                        <w:picture/>
+                      </w:sdtPr>
+                      <w:sdtContent>
+                        <w:r>
+                          <w:rPr>
+                            <w:noProof/>
+                          </w:rPr>
+                          <w:drawing>
+                            <wp:inline distT="0" distB="0" distL="0" distR="0" wp14:anchorId="08FDEFBA" wp14:editId="10E26C91">
+                              <wp:extent cx="2606040" cy="1954530"/>
+                              <wp:effectExtent l="0" t="0" r="0" b="0"/>
+                              <wp:docPr id="4009" name="Site Photo"/>
+                              <wp:cNvGraphicFramePr>
+                                <a:graphicFrameLocks xmlns:a="http://schemas.openxmlformats.org/drawingml/2006/main" noChangeAspect="1"/>
+                              </wp:cNvGraphicFramePr>
+                              <a:graphic xmlns:a="http://schemas.openxmlformats.org/drawingml/2006/main">
+                                <a:graphicData uri="http://schemas.openxmlformats.org/drawingml/2006/picture">
+                                  <pic:pic xmlns:pic="http://schemas.openxmlformats.org/drawingml/2006/picture">
+                                    <pic:nvPicPr>
+                                      <pic:cNvPr id="4009" name="Site Photo"/>
+                                      <pic:cNvPicPr/>
+                                    </pic:nvPicPr>
+                                    <pic:blipFill>
+                                      <a:blip r:embed="rId9"/>
+                                      <a:stretch>
+                                        <a:fillRect/>
+                                      </a:stretch>
+                                    </pic:blipFill>
+                                    <pic:spPr>
+                                      <a:xfrm>
+                                        <a:off x="0" y="0"/>
+                                        <a:ext cx="2606040" cy="1954530"/>
+                                      </a:xfrm>
+                                      <a:prstGeom prst="rect">
+                                        <a:avLst/>
+                                      </a:prstGeom>
+                                    </pic:spPr>
+                                  </pic:pic>
+                                </a:graphicData>
+                              </a:graphic>
+                            </wp:inline>
+                          </w:drawing>
+                        </w:r>
+                      </w:sdtContent>
+                    </w:sdt>
+                  </w:p>
+                </w:tc>
+                <w:tc>
+                  <w:tcPr>
+                    <w:tcW w:w="5760" w:type="dxa"/>
+                    <w:tcMar>
+                      <w:top w:w="80" w:type="dxa"/>
+                      <w:left w:w="0" w:type="dxa"/>
+                      <w:bottom w:w="120" w:type="dxa"/>
+                      <w:right w:w="0" w:type="dxa"/>
+                    </w:tcMar>
+                  </w:tcPr>
+                  <w:p>
+                    <w:pPr>
+                      <w:numPr>
+                        <w:ilvl w:val="0"/>
+                        <w:numId w:val="45"/>
+                      </w:numPr>
+                      <w:spacing w:after="40" w:line="240" w:lineRule="auto"/>
+                      <w:rPr>
+                        <w:rFonts w:ascii="Calibri" w:hAnsi="Calibri"/>
+                        <w:b/>
+                        <w:color w:val="E9382B"/>
+                        <w:sz w:val="18"/>
+                      </w:rPr>
+                    </w:pPr>
+                  </w:p>
+                  <w:p>
+                    <w:pPr>
+                      <w:spacing w:after="0" w:line="240" w:lineRule="auto"/>
+                    </w:pPr>
+                    <w:r>
+                      <w:rPr>
+                        <w:rFonts w:ascii="Calibri" w:hAnsi="Calibri" w:cs="Calibri"/>
+                        <w:color w:val="222222"/>
+                        <w:sz w:val="20"/>
+                        <w:szCs w:val="20"/>
+                      </w:rPr>
+                      <w:t>[Replace with observation]</w:t>
+                    </w:r>
+                  </w:p>
+                </w:tc>
+              </w:tr>
+            </w:sdtContent>
+          </w:sdt>
+          <w:sdt>
+            <w:sdtPr>
+              <w:id w:val="7010"/>
+              <w15:repeatingSectionItem/>
+            </w:sdtPr>
+            <w:sdtContent>
+              <w:tr>
+                <w:trPr>
+                  <w:cantSplit/>
+                </w:trPr>
+                <w:tc>
+                  <w:tcPr>
+                    <w:tcW w:w="4320" w:type="dxa"/>
+                    <w:tcMar>
+                      <w:top w:w="80" w:type="dxa"/>
+                      <w:left w:w="0" w:type="dxa"/>
+                      <w:bottom w:w="120" w:type="dxa"/>
+                      <w:right w:w="160" w:type="dxa"/>
+                    </w:tcMar>
+                  </w:tcPr>
+                  <w:p>
+                    <w:pPr>
+                      <w:spacing w:after="0" w:line="240" w:lineRule="auto"/>
+                    </w:pPr>
+                    <w:sdt>
+                      <w:sdtPr>
+                        <w:rPr>
+                          <w:noProof/>
+                        </w:rPr>
+                        <w:alias w:val="Site Photo (portrait)"/>
+                        <w:tag w:val="sitephoto"/>
+                        <w:id w:val="1010"/>
+                        <w:showingPlcHdr/>
+                        <w:picture/>
+                      </w:sdtPr>
+                      <w:sdtContent>
+                        <w:r>
+                          <w:rPr>
+                            <w:noProof/>
+                          </w:rPr>
+                          <w:drawing>
+                            <wp:inline distT="0" distB="0" distL="0" distR="0" wp14:anchorId="596BC0C7" wp14:editId="15CF84C9">
+                              <wp:extent cx="1954530" cy="2606040"/>
+                              <wp:effectExtent l="0" t="0" r="0" b="0"/>
+                              <wp:docPr id="4010" name="Site Photo"/>
+                              <wp:cNvGraphicFramePr>
+                                <a:graphicFrameLocks xmlns:a="http://schemas.openxmlformats.org/drawingml/2006/main" noChangeAspect="1"/>
+                              </wp:cNvGraphicFramePr>
+                              <a:graphic xmlns:a="http://schemas.openxmlformats.org/drawingml/2006/main">
+                                <a:graphicData uri="http://schemas.openxmlformats.org/drawingml/2006/picture">
+                                  <pic:pic xmlns:pic="http://schemas.openxmlformats.org/drawingml/2006/picture">
+                                    <pic:nvPicPr>
+                                      <pic:cNvPr id="4010" name="Site Photo"/>
+                                      <pic:cNvPicPr/>
+                                    </pic:nvPicPr>
+                                    <pic:blipFill>
+                                      <a:blip r:embed="rId11"/>
+                                      <a:stretch>
+                                        <a:fillRect/>
+                                      </a:stretch>
+                                    </pic:blipFill>
+                                    <pic:spPr>
+                                      <a:xfrm>
+                                        <a:off x="0" y="0"/>
+                                        <a:ext cx="1954530" cy="2606040"/>
+                                      </a:xfrm>
+                                      <a:prstGeom prst="rect">
+                                        <a:avLst/>
+                                      </a:prstGeom>
+                                    </pic:spPr>
+                                  </pic:pic>
+                                </a:graphicData>
+                              </a:graphic>
+                            </wp:inline>
+                          </w:drawing>
+                        </w:r>
+                      </w:sdtContent>
+                    </w:sdt>
+                  </w:p>
+                </w:tc>
+                <w:tc>
+                  <w:tcPr>
+                    <w:tcW w:w="5760" w:type="dxa"/>
+                    <w:tcMar>
+                      <w:top w:w="80" w:type="dxa"/>
+                      <w:left w:w="0" w:type="dxa"/>
+                      <w:bottom w:w="120" w:type="dxa"/>
+                      <w:right w:w="0" w:type="dxa"/>
+                    </w:tcMar>
+                  </w:tcPr>
+                  <w:p>
+                    <w:pPr>
+                      <w:numPr>
+                        <w:ilvl w:val="0"/>
+                        <w:numId w:val="45"/>
+                      </w:numPr>
+                      <w:spacing w:after="40" w:line="240" w:lineRule="auto"/>
+                      <w:rPr>
+                        <w:rFonts w:ascii="Calibri" w:hAnsi="Calibri"/>
+                        <w:b/>
+                        <w:color w:val="E9382B"/>
+                        <w:sz w:val="18"/>
+                      </w:rPr>
+                    </w:pPr>
+                  </w:p>
+                  <w:p>
+                    <w:pPr>
+                      <w:spacing w:after="0" w:line="240" w:lineRule="auto"/>
+                    </w:pPr>
+                    <w:r>
+                      <w:rPr>
+                        <w:rFonts w:ascii="Calibri" w:hAnsi="Calibri" w:cs="Calibri"/>
+                        <w:color w:val="222222"/>
+                        <w:sz w:val="20"/>
+                        <w:szCs w:val="20"/>
+                      </w:rPr>
+                      <w:t>[Replace with observation]</w:t>
+                    </w:r>
+                  </w:p>
+                </w:tc>
+              </w:tr>
+            </w:sdtContent>
+          </w:sdt>
+        </w:sdtContent>
+      </w:sdt>
+    </w:tbl>
     <w:p>
       <w:pPr>
-        <w:pStyle w:val="ListParagraph"/>
-        <w:numPr>
-          <w:ilvl w:val="0"/>
-          <w:numId w:val="43"/>
-        </w:numPr>
+        <w:keepNext/>
+        <w:pBdr>
+          <w:bottom w:val="single" w:sz="8" w:space="2" w:color="333333"/>
+        </w:pBdr>
+        <w:spacing w:before="200" w:after="120" w:line="240" w:lineRule="auto"/>
+      </w:pPr>
+      <w:r>
         <w:rPr>
-          <w:rFonts w:ascii="Arial Narrow" w:hAnsi="Arial Narrow"/>
-        </w:rPr>
-      </w:pPr>
-    </w:p>
-    <w:p>
-      <w:pPr>
-        <w:rPr>
-          <w:rFonts w:ascii="Arial Narrow" w:hAnsi="Arial Narrow"/>
+          <w:rFonts w:ascii="Calibri" w:hAnsi="Calibri" w:cs="Calibri"/>
           <w:b/>
           <w:bCs/>
-          <w:u w:val="single" w:color="FF0000"/>
+          <w:color w:val="1F2A37"/>
         </w:rPr>
+        <w:lastRenderedPageBreak/>
+        <w:t>Plumbing Observation Items</w:t>
+      </w:r>
+    </w:p>
+    <w:tbl>
+      <w:tblPr>
+        <w:tblW w:w="10080" w:type="dxa"/>
+        <w:tblBorders>
+          <w:top w:val="single" w:sz="4" w:space="0" w:color="D4D4D4"/>
+          <w:left w:val="nil"/>
+          <w:bottom w:val="single" w:sz="4" w:space="0" w:color="D4D4D4"/>
+          <w:right w:val="nil"/>
+          <w:insideH w:val="single" w:sz="4" w:space="0" w:color="D4D4D4"/>
+          <w:insideV w:val="nil"/>
+        </w:tblBorders>
+        <w:tblLayout w:type="fixed"/>
+        <w:tblCellMar>
+          <w:left w:w="0" w:type="dxa"/>
+          <w:right w:w="0" w:type="dxa"/>
+        </w:tblCellMar>
+        <w:tblLook w:val="0000" w:firstRow="0" w:lastRow="0" w:firstColumn="0" w:lastColumn="0" w:noHBand="0" w:noVBand="0"/>
+      </w:tblPr>
+      <w:tblGrid>
+        <w:gridCol w:w="4320"/>
+        <w:gridCol w:w="5760"/>
+      </w:tblGrid>
+      <w:sdt>
+        <w:sdtPr>
+          <w:alias w:val="Observation Items"/>
+          <w:tag w:val="obsitems"/>
+          <w:id w:val="7015"/>
+          <w15:repeatingSection/>
+        </w:sdtPr>
+        <w:sdtContent>
+          <w:sdt>
+            <w:sdtPr>
+              <w:id w:val="7012"/>
+              <w15:repeatingSectionItem/>
+            </w:sdtPr>
+            <w:sdtContent>
+              <w:tr>
+                <w:trPr>
+                  <w:cantSplit/>
+                </w:trPr>
+                <w:tc>
+                  <w:tcPr>
+                    <w:tcW w:w="4320" w:type="dxa"/>
+                    <w:tcMar>
+                      <w:top w:w="80" w:type="dxa"/>
+                      <w:left w:w="0" w:type="dxa"/>
+                      <w:bottom w:w="120" w:type="dxa"/>
+                      <w:right w:w="160" w:type="dxa"/>
+                    </w:tcMar>
+                  </w:tcPr>
+                  <w:p>
+                    <w:pPr>
+                      <w:spacing w:after="0" w:line="240" w:lineRule="auto"/>
+                    </w:pPr>
+                    <w:sdt>
+                      <w:sdtPr>
+                        <w:rPr>
+                          <w:noProof/>
+                        </w:rPr>
+                        <w:alias w:val="Site Photo (square)"/>
+                        <w:tag w:val="sitephoto"/>
+                        <w:id w:val="1011"/>
+                        <w:showingPlcHdr/>
+                        <w:picture/>
+                      </w:sdtPr>
+                      <w:sdtContent>
+                        <w:r>
+                          <w:rPr>
+                            <w:noProof/>
+                          </w:rPr>
+                          <w:drawing>
+                            <wp:inline distT="0" distB="0" distL="0" distR="0" wp14:anchorId="5525DB79" wp14:editId="2861A399">
+                              <wp:extent cx="2286000" cy="2286000"/>
+                              <wp:effectExtent l="0" t="0" r="0" b="0"/>
+                              <wp:docPr id="4011" name="Site Photo"/>
+                              <wp:cNvGraphicFramePr>
+                                <a:graphicFrameLocks xmlns:a="http://schemas.openxmlformats.org/drawingml/2006/main" noChangeAspect="1"/>
+                              </wp:cNvGraphicFramePr>
+                              <a:graphic xmlns:a="http://schemas.openxmlformats.org/drawingml/2006/main">
+                                <a:graphicData uri="http://schemas.openxmlformats.org/drawingml/2006/picture">
+                                  <pic:pic xmlns:pic="http://schemas.openxmlformats.org/drawingml/2006/picture">
+                                    <pic:nvPicPr>
+                                      <pic:cNvPr id="4011" name="Site Photo"/>
+                                      <pic:cNvPicPr/>
+                                    </pic:nvPicPr>
+                                    <pic:blipFill>
+                                      <a:blip r:embed="rId10"/>
+                                      <a:stretch>
+                                        <a:fillRect/>
+                                      </a:stretch>
+                                    </pic:blipFill>
+                                    <pic:spPr>
+                                      <a:xfrm>
+                                        <a:off x="0" y="0"/>
+                                        <a:ext cx="2286000" cy="2286000"/>
+                                      </a:xfrm>
+                                      <a:prstGeom prst="rect">
+                                        <a:avLst/>
+                                      </a:prstGeom>
+                                    </pic:spPr>
+                                  </pic:pic>
+                                </a:graphicData>
+                              </a:graphic>
+                            </wp:inline>
+                          </w:drawing>
+                        </w:r>
+                      </w:sdtContent>
+                    </w:sdt>
+                  </w:p>
+                </w:tc>
+                <w:tc>
+                  <w:tcPr>
+                    <w:tcW w:w="5760" w:type="dxa"/>
+                    <w:tcMar>
+                      <w:top w:w="80" w:type="dxa"/>
+                      <w:left w:w="0" w:type="dxa"/>
+                      <w:bottom w:w="120" w:type="dxa"/>
+                      <w:right w:w="0" w:type="dxa"/>
+                    </w:tcMar>
+                  </w:tcPr>
+                  <w:p>
+                    <w:pPr>
+                      <w:numPr>
+                        <w:ilvl w:val="0"/>
+                        <w:numId w:val="46"/>
+                      </w:numPr>
+                      <w:spacing w:after="40" w:line="240" w:lineRule="auto"/>
+                      <w:rPr>
+                        <w:rFonts w:ascii="Calibri" w:hAnsi="Calibri"/>
+                        <w:b/>
+                        <w:color w:val="E9382B"/>
+                        <w:sz w:val="18"/>
+                      </w:rPr>
+                    </w:pPr>
+                  </w:p>
+                  <w:p>
+                    <w:pPr>
+                      <w:spacing w:after="0" w:line="240" w:lineRule="auto"/>
+                    </w:pPr>
+                    <w:r>
+                      <w:rPr>
+                        <w:rFonts w:ascii="Calibri" w:hAnsi="Calibri" w:cs="Calibri"/>
+                        <w:color w:val="222222"/>
+                        <w:sz w:val="20"/>
+                        <w:szCs w:val="20"/>
+                      </w:rPr>
+                      <w:t>[Replace with observation]</w:t>
+                    </w:r>
+                  </w:p>
+                </w:tc>
+              </w:tr>
+            </w:sdtContent>
+          </w:sdt>
+          <w:sdt>
+            <w:sdtPr>
+              <w:id w:val="7013"/>
+              <w15:repeatingSectionItem/>
+            </w:sdtPr>
+            <w:sdtContent>
+              <w:tr>
+                <w:trPr>
+                  <w:cantSplit/>
+                </w:trPr>
+                <w:tc>
+                  <w:tcPr>
+                    <w:tcW w:w="4320" w:type="dxa"/>
+                    <w:tcMar>
+                      <w:top w:w="80" w:type="dxa"/>
+                      <w:left w:w="0" w:type="dxa"/>
+                      <w:bottom w:w="120" w:type="dxa"/>
+                      <w:right w:w="160" w:type="dxa"/>
+                    </w:tcMar>
+                  </w:tcPr>
+                  <w:p>
+                    <w:pPr>
+                      <w:spacing w:after="0" w:line="240" w:lineRule="auto"/>
+                    </w:pPr>
+                    <w:sdt>
+                      <w:sdtPr>
+                        <w:rPr>
+                          <w:noProof/>
+                        </w:rPr>
+                        <w:alias w:val="Site Photo (landscape)"/>
+                        <w:tag w:val="sitephoto"/>
+                        <w:id w:val="1012"/>
+                        <w:showingPlcHdr/>
+                        <w:picture/>
+                      </w:sdtPr>
+                      <w:sdtContent>
+                        <w:r>
+                          <w:rPr>
+                            <w:noProof/>
+                          </w:rPr>
+                          <w:drawing>
+                            <wp:inline distT="0" distB="0" distL="0" distR="0" wp14:anchorId="44CDFAF9" wp14:editId="2D220CDB">
+                              <wp:extent cx="2606040" cy="1954530"/>
+                              <wp:effectExtent l="0" t="0" r="0" b="0"/>
+                              <wp:docPr id="4012" name="Site Photo"/>
+                              <wp:cNvGraphicFramePr>
+                                <a:graphicFrameLocks xmlns:a="http://schemas.openxmlformats.org/drawingml/2006/main" noChangeAspect="1"/>
+                              </wp:cNvGraphicFramePr>
+                              <a:graphic xmlns:a="http://schemas.openxmlformats.org/drawingml/2006/main">
+                                <a:graphicData uri="http://schemas.openxmlformats.org/drawingml/2006/picture">
+                                  <pic:pic xmlns:pic="http://schemas.openxmlformats.org/drawingml/2006/picture">
+                                    <pic:nvPicPr>
+                                      <pic:cNvPr id="4012" name="Site Photo"/>
+                                      <pic:cNvPicPr/>
+                                    </pic:nvPicPr>
+                                    <pic:blipFill>
+                                      <a:blip r:embed="rId9"/>
+                                      <a:stretch>
+                                        <a:fillRect/>
+                                      </a:stretch>
+                                    </pic:blipFill>
+                                    <pic:spPr>
+                                      <a:xfrm>
+                                        <a:off x="0" y="0"/>
+                                        <a:ext cx="2606040" cy="1954530"/>
+                                      </a:xfrm>
+                                      <a:prstGeom prst="rect">
+                                        <a:avLst/>
+                                      </a:prstGeom>
+                                    </pic:spPr>
+                                  </pic:pic>
+                                </a:graphicData>
+                              </a:graphic>
+                            </wp:inline>
+                          </w:drawing>
+                        </w:r>
+                      </w:sdtContent>
+                    </w:sdt>
+                  </w:p>
+                </w:tc>
+                <w:tc>
+                  <w:tcPr>
+                    <w:tcW w:w="5760" w:type="dxa"/>
+                    <w:tcMar>
+                      <w:top w:w="80" w:type="dxa"/>
+                      <w:left w:w="0" w:type="dxa"/>
+                      <w:bottom w:w="120" w:type="dxa"/>
+                      <w:right w:w="0" w:type="dxa"/>
+                    </w:tcMar>
+                  </w:tcPr>
+                  <w:p>
+                    <w:pPr>
+                      <w:numPr>
+                        <w:ilvl w:val="0"/>
+                        <w:numId w:val="46"/>
+                      </w:numPr>
+                      <w:spacing w:after="40" w:line="240" w:lineRule="auto"/>
+                      <w:rPr>
+                        <w:rFonts w:ascii="Calibri" w:hAnsi="Calibri"/>
+                        <w:b/>
+                        <w:color w:val="E9382B"/>
+                        <w:sz w:val="18"/>
+                      </w:rPr>
+                    </w:pPr>
+                  </w:p>
+                  <w:p>
+                    <w:pPr>
+                      <w:spacing w:after="0" w:line="240" w:lineRule="auto"/>
+                    </w:pPr>
+                    <w:r>
+                      <w:rPr>
+                        <w:rFonts w:ascii="Calibri" w:hAnsi="Calibri" w:cs="Calibri"/>
+                        <w:color w:val="222222"/>
+                        <w:sz w:val="20"/>
+                        <w:szCs w:val="20"/>
+                      </w:rPr>
+                      <w:t>[Replace with observation]</w:t>
+                    </w:r>
+                  </w:p>
+                </w:tc>
+              </w:tr>
+            </w:sdtContent>
+          </w:sdt>
+          <w:sdt>
+            <w:sdtPr>
+              <w:id w:val="7014"/>
+              <w15:repeatingSectionItem/>
+            </w:sdtPr>
+            <w:sdtContent>
+              <w:tr>
+                <w:trPr>
+                  <w:cantSplit/>
+                </w:trPr>
+                <w:tc>
+                  <w:tcPr>
+                    <w:tcW w:w="4320" w:type="dxa"/>
+                    <w:tcMar>
+                      <w:top w:w="80" w:type="dxa"/>
+                      <w:left w:w="0" w:type="dxa"/>
+                      <w:bottom w:w="120" w:type="dxa"/>
+                      <w:right w:w="160" w:type="dxa"/>
+                    </w:tcMar>
+                  </w:tcPr>
+                  <w:p>
+                    <w:pPr>
+                      <w:spacing w:after="0" w:line="240" w:lineRule="auto"/>
+                    </w:pPr>
+                    <w:sdt>
+                      <w:sdtPr>
+                        <w:rPr>
+                          <w:noProof/>
+                        </w:rPr>
+                        <w:alias w:val="Site Photo (portrait)"/>
+                        <w:tag w:val="sitephoto"/>
+                        <w:id w:val="1013"/>
+                        <w:showingPlcHdr/>
+                        <w:picture/>
+                      </w:sdtPr>
+                      <w:sdtContent>
+                        <w:r>
+                          <w:rPr>
+                            <w:noProof/>
+                          </w:rPr>
+                          <w:drawing>
+                            <wp:inline distT="0" distB="0" distL="0" distR="0" wp14:anchorId="0E5404B4" wp14:editId="48452A62">
+                              <wp:extent cx="1954530" cy="2606040"/>
+                              <wp:effectExtent l="0" t="0" r="0" b="0"/>
+                              <wp:docPr id="4013" name="Site Photo"/>
+                              <wp:cNvGraphicFramePr>
+                                <a:graphicFrameLocks xmlns:a="http://schemas.openxmlformats.org/drawingml/2006/main" noChangeAspect="1"/>
+                              </wp:cNvGraphicFramePr>
+                              <a:graphic xmlns:a="http://schemas.openxmlformats.org/drawingml/2006/main">
+                                <a:graphicData uri="http://schemas.openxmlformats.org/drawingml/2006/picture">
+                                  <pic:pic xmlns:pic="http://schemas.openxmlformats.org/drawingml/2006/picture">
+                                    <pic:nvPicPr>
+                                      <pic:cNvPr id="4013" name="Site Photo"/>
+                                      <pic:cNvPicPr/>
+                                    </pic:nvPicPr>
+                                    <pic:blipFill>
+                                      <a:blip r:embed="rId11"/>
+                                      <a:stretch>
+                                        <a:fillRect/>
+                                      </a:stretch>
+                                    </pic:blipFill>
+                                    <pic:spPr>
+                                      <a:xfrm>
+                                        <a:off x="0" y="0"/>
+                                        <a:ext cx="1954530" cy="2606040"/>
+                                      </a:xfrm>
+                                      <a:prstGeom prst="rect">
+                                        <a:avLst/>
+                                      </a:prstGeom>
+                                    </pic:spPr>
+                                  </pic:pic>
+                                </a:graphicData>
+                              </a:graphic>
+                            </wp:inline>
+                          </w:drawing>
+                        </w:r>
+                      </w:sdtContent>
+                    </w:sdt>
+                  </w:p>
+                </w:tc>
+                <w:tc>
+                  <w:tcPr>
+                    <w:tcW w:w="5760" w:type="dxa"/>
+                    <w:tcMar>
+                      <w:top w:w="80" w:type="dxa"/>
+                      <w:left w:w="0" w:type="dxa"/>
+                      <w:bottom w:w="120" w:type="dxa"/>
+                      <w:right w:w="0" w:type="dxa"/>
+                    </w:tcMar>
+                  </w:tcPr>
+                  <w:p>
+                    <w:pPr>
+                      <w:numPr>
+                        <w:ilvl w:val="0"/>
+                        <w:numId w:val="46"/>
+                      </w:numPr>
+                      <w:spacing w:after="40" w:line="240" w:lineRule="auto"/>
+                      <w:rPr>
+                        <w:rFonts w:ascii="Calibri" w:hAnsi="Calibri"/>
+                        <w:b/>
+                        <w:color w:val="E9382B"/>
+                        <w:sz w:val="18"/>
+                      </w:rPr>
+                    </w:pPr>
+                  </w:p>
+                  <w:p>
+                    <w:pPr>
+                      <w:spacing w:after="0" w:line="240" w:lineRule="auto"/>
+                    </w:pPr>
+                    <w:r>
+                      <w:rPr>
+                        <w:rFonts w:ascii="Calibri" w:hAnsi="Calibri" w:cs="Calibri"/>
+                        <w:color w:val="222222"/>
+                        <w:sz w:val="20"/>
+                        <w:szCs w:val="20"/>
+                      </w:rPr>
+                      <w:t>[Replace with observation]</w:t>
+                    </w:r>
+                  </w:p>
+                </w:tc>
+              </w:tr>
+            </w:sdtContent>
+          </w:sdt>
+        </w:sdtContent>
+      </w:sdt>
+    </w:tbl>
+    <w:p>
+      <w:pPr>
+        <w:spacing w:before="400" w:after="0" w:line="240" w:lineRule="auto"/>
+        <w:jc w:val="center"/>
       </w:pPr>
       <w:r>
         <w:rPr>
-          <w:rFonts w:ascii="Arial Narrow" w:hAnsi="Arial Narrow"/>
+          <w:rFonts w:ascii="Calibri" w:hAnsi="Calibri" w:cs="Calibri"/>
           <w:b/>
           <w:bCs/>
-          <w:u w:val="single" w:color="FF0000"/>
+          <w:caps/>
+          <w:color w:val="8A8A8A"/>
+          <w:spacing w:val="30"/>
+          <w:sz w:val="18"/>
+          <w:szCs w:val="18"/>
         </w:rPr>
-        <w:t>Electrical</w:t>
-      </w:r>
-      <w:r>
-        <w:rPr>
-          <w:rFonts w:ascii="Arial Narrow" w:hAnsi="Arial Narrow"/>
-          <w:b/>
-          <w:bCs/>
-          <w:u w:val="single" w:color="FF0000"/>
-        </w:rPr>
-        <w:t xml:space="preserve"> Observation</w:t>
-      </w:r>
-      <w:r>
-        <w:rPr>
-          <w:rFonts w:ascii="Arial Narrow" w:hAnsi="Arial Narrow"/>
-          <w:b/>
-          <w:bCs/>
-          <w:u w:val="single" w:color="FF0000"/>
-        </w:rPr>
-        <w:t xml:space="preserve"> Items</w:t>
-      </w:r>
-    </w:p>
-    <w:p>
-      <w:pPr>
-        <w:pStyle w:val="ListParagraph"/>
-        <w:numPr>
-          <w:ilvl w:val="0"/>
-          <w:numId w:val="39"/>
-        </w:numPr>
-        <w:spacing w:after="0"/>
-        <w:rPr>
-          <w:rFonts w:ascii="Arial Narrow" w:hAnsi="Arial Narrow"/>
-        </w:rPr>
-      </w:pPr>
-    </w:p>
-    <w:p>
-      <w:pPr>
-        <w:pStyle w:val="ListParagraph"/>
-        <w:spacing w:after="0"/>
-        <w:ind w:left="1080"/>
-        <w:rPr>
-          <w:rFonts w:ascii="Arial Narrow" w:hAnsi="Arial Narrow"/>
-        </w:rPr>
-      </w:pPr>
-    </w:p>
-    <w:p>
-      <w:pPr>
-        <w:rPr>
-          <w:rFonts w:ascii="Arial Narrow" w:hAnsi="Arial Narrow"/>
-          <w:b/>
-          <w:bCs/>
-          <w:u w:val="single" w:color="FF0000"/>
-        </w:rPr>
-      </w:pPr>
-      <w:r>
-        <w:rPr>
-          <w:rFonts w:ascii="Arial Narrow" w:hAnsi="Arial Narrow"/>
-          <w:b/>
-          <w:bCs/>
-          <w:u w:val="single" w:color="FF0000"/>
-        </w:rPr>
-        <w:t>Plumbing</w:t>
-      </w:r>
-      <w:r>
-        <w:rPr>
-          <w:rFonts w:ascii="Arial Narrow" w:hAnsi="Arial Narrow"/>
-          <w:b/>
-          <w:bCs/>
-          <w:u w:val="single" w:color="FF0000"/>
-        </w:rPr>
-        <w:t xml:space="preserve"> Observation</w:t>
-      </w:r>
-      <w:r>
-        <w:rPr>
-          <w:rFonts w:ascii="Arial Narrow" w:hAnsi="Arial Narrow"/>
-          <w:b/>
-          <w:bCs/>
-          <w:u w:val="single" w:color="FF0000"/>
-        </w:rPr>
-        <w:t xml:space="preserve"> Items</w:t>
-      </w:r>
-    </w:p>
-    <w:p>
-      <w:pPr>
-        <w:pStyle w:val="ListParagraph"/>
-        <w:numPr>
-          <w:ilvl w:val="0"/>
-          <w:numId w:val="38"/>
-        </w:numPr>
-        <w:rPr>
-          <w:rFonts w:ascii="Arial Narrow" w:hAnsi="Arial Narrow"/>
-        </w:rPr>
-      </w:pPr>
-    </w:p>
-    <w:p>
-      <w:r>
-        <w:rPr>
-          <w:rFonts w:ascii="Arial Narrow" w:hAnsi="Arial Narrow"/>
-          <w:b/>
-          <w:bCs/>
-          <w:smallCaps/>
-          <w:color w:val="767171" w:themeColor="background2" w:themeShade="80"/>
-          <w:sz w:val="28"/>
-          <w:szCs w:val="28"/>
-        </w:rPr>
-        <w:t>End Report</w:t>
+        <w:t>-End of Report-</w:t>
       </w:r>
     </w:p>
     <w:sectPr>
-      <w:footerReference w:type="default" r:id="rId8"/>
-      <w:headerReference w:type="first" r:id="rId9"/>
-      <w:footerReference w:type="first" r:id="rId10"/>
+      <w:footerReference w:type="default" r:id="rId12"/>
       <w:pgSz w:w="12240" w:h="15840" w:code="1"/>
-      <w:pgMar w:top="1440" w:right="1440" w:bottom="1440" w:left="2880" w:header="720" w:footer="720" w:gutter="0"/>
+      <w:pgMar w:top="1080" w:right="1080" w:bottom="1080" w:left="1080" w:header="576" w:footer="576" w:gutter="0"/>
       <w:cols w:space="720"/>
-      <w:titlePg/>
       <w:docGrid w:linePitch="360"/>
     </w:sectPr>
   </w:body>
@@ -562,7 +2122,6 @@
       <w:pBdr>
         <w:top w:val="single" w:sz="4" w:space="1" w:color="FF0000"/>
       </w:pBdr>
-      <w:ind w:left="-2160" w:right="-720"/>
       <w:rPr>
         <w:rFonts w:ascii="Arial Narrow" w:hAnsi="Arial Narrow"/>
         <w:sz w:val="18"/>
@@ -575,63 +2134,7 @@
         <w:sz w:val="18"/>
         <w:szCs w:val="18"/>
       </w:rPr>
-      <w:t>PMI Project #</w:t>
-    </w:r>
-    <w:r>
-      <w:rPr>
-        <w:rFonts w:ascii="Arial Narrow" w:hAnsi="Arial Narrow"/>
-        <w:sz w:val="18"/>
-        <w:szCs w:val="18"/>
-      </w:rPr>
-      <w:t>2</w:t>
-    </w:r>
-    <w:r>
-      <w:rPr>
-        <w:rFonts w:ascii="Arial Narrow" w:hAnsi="Arial Narrow"/>
-        <w:sz w:val="18"/>
-        <w:szCs w:val="18"/>
-      </w:rPr>
-      <w:t>4</w:t>
-    </w:r>
-    <w:r>
-      <w:rPr>
-        <w:rFonts w:ascii="Arial Narrow" w:hAnsi="Arial Narrow"/>
-        <w:sz w:val="18"/>
-        <w:szCs w:val="18"/>
-      </w:rPr>
-      <w:t>0</w:t>
-    </w:r>
-    <w:r>
-      <w:rPr>
-        <w:rFonts w:ascii="Arial Narrow" w:hAnsi="Arial Narrow"/>
-        <w:sz w:val="18"/>
-        <w:szCs w:val="18"/>
-      </w:rPr>
-      <w:t>8</w:t>
-    </w:r>
-    <w:r>
-      <w:rPr>
-        <w:rFonts w:ascii="Arial Narrow" w:hAnsi="Arial Narrow"/>
-        <w:sz w:val="18"/>
-        <w:szCs w:val="18"/>
-      </w:rPr>
-      <w:t>0</w:t>
-    </w:r>
-    <w:r>
-      <w:rPr>
-        <w:rFonts w:ascii="Arial Narrow" w:hAnsi="Arial Narrow"/>
-        <w:sz w:val="18"/>
-        <w:szCs w:val="18"/>
-      </w:rPr>
-      <w:t>.00</w:t>
-    </w:r>
-    <w:r>
-      <w:rPr>
-        <w:rFonts w:ascii="Arial Narrow" w:hAnsi="Arial Narrow"/>
-        <w:sz w:val="18"/>
-        <w:szCs w:val="18"/>
-      </w:rPr>
-      <w:t>1</w:t>
+      <w:t>PMI Project #23115.001</w:t>
     </w:r>
     <w:r>
       <w:rPr>
@@ -744,259 +2247,6 @@
 </w:ftr>
 </file>
 
-<file path=word/footer2.xml><?xml version="1.0" encoding="utf-8"?>
-<w:ftr xmlns:wpc="http://schemas.microsoft.com/office/word/2010/wordprocessingCanvas" xmlns:cx="http://schemas.microsoft.com/office/drawing/2014/chartex" xmlns:cx1="http://schemas.microsoft.com/office/drawing/2015/9/8/chartex" xmlns:cx2="http://schemas.microsoft.com/office/drawing/2015/10/21/chartex" xmlns:cx3="http://schemas.microsoft.com/office/drawing/2016/5/9/chartex" xmlns:cx4="http://schemas.microsoft.com/office/drawing/2016/5/10/chartex" xmlns:cx5="http://schemas.microsoft.com/office/drawing/2016/5/11/chartex" xmlns:cx6="http://schemas.microsoft.com/office/drawing/2016/5/12/chartex" xmlns:cx7="http://schemas.microsoft.com/office/drawing/2016/5/13/chartex" xmlns:cx8="http://schemas.microsoft.com/office/drawing/2016/5/14/chartex" xmlns:mc="http://schemas.openxmlformats.org/markup-compatibility/2006" xmlns:aink="http://schemas.microsoft.com/office/drawing/2016/ink" xmlns:am3d="http://schemas.microsoft.com/office/drawing/2017/model3d" xmlns:o="urn:schemas-microsoft-com:office:office" xmlns:oel="http://schemas.microsoft.com/office/2019/extlst" xmlns:r="http://schemas.openxmlformats.org/officeDocument/2006/relationships" xmlns:m="http://schemas.openxmlformats.org/officeDocument/2006/math" xmlns:v="urn:schemas-microsoft-com:vml" xmlns:wp14="http://schemas.microsoft.com/office/word/2010/wordprocessingDrawing" xmlns:wp="http://schemas.openxmlformats.org/drawingml/2006/wordprocessingDrawing" xmlns:w10="urn:schemas-microsoft-com:office:word" xmlns:w="http://schemas.openxmlformats.org/wordprocessingml/2006/main" xmlns:w14="http://schemas.microsoft.com/office/word/2010/wordml" xmlns:w15="http://schemas.microsoft.com/office/word/2012/wordml" xmlns:w16cex="http://schemas.microsoft.com/office/word/2018/wordml/cex" xmlns:w16cid="http://schemas.microsoft.com/office/word/2016/wordml/cid" xmlns:w16="http://schemas.microsoft.com/office/word/2018/wordml" xmlns:w16du="http://schemas.microsoft.com/office/word/2023/wordml/word16du" xmlns:w16sdtdh="http://schemas.microsoft.com/office/word/2020/wordml/sdtdatahash" xmlns:w16sdtfl="http://schemas.microsoft.com/office/word/2024/wordml/sdtformatlock" xmlns:w16se="http://schemas.microsoft.com/office/word/2015/wordml/symex" xmlns:wpg="http://schemas.microsoft.com/office/word/2010/wordprocessingGroup" xmlns:wpi="http://schemas.microsoft.com/office/word/2010/wordprocessingInk" xmlns:wne="http://schemas.microsoft.com/office/word/2006/wordml" xmlns:wps="http://schemas.microsoft.com/office/word/2010/wordprocessingShape" mc:Ignorable="w14 w15 w16se w16cid w16 w16cex w16sdtdh w16sdtfl w16du wp14">
-  <w:p>
-    <w:pPr>
-      <w:pStyle w:val="Footer"/>
-    </w:pPr>
-    <w:r>
-      <w:rPr>
-        <w:noProof/>
-      </w:rPr>
-      <mc:AlternateContent>
-        <mc:Choice Requires="wps">
-          <w:drawing>
-            <wp:anchor distT="0" distB="0" distL="114300" distR="114300" simplePos="0" relativeHeight="251673600" behindDoc="0" locked="0" layoutInCell="1" allowOverlap="1" wp14:anchorId="1D354152" wp14:editId="1F17B790">
-              <wp:simplePos x="0" y="0"/>
-              <wp:positionH relativeFrom="page">
-                <wp:posOffset>71873</wp:posOffset>
-              </wp:positionH>
-              <wp:positionV relativeFrom="paragraph">
-                <wp:posOffset>-1410941</wp:posOffset>
-              </wp:positionV>
-              <wp:extent cx="1390104" cy="830997"/>
-              <wp:effectExtent l="0" t="0" r="0" b="0"/>
-              <wp:wrapNone/>
-              <wp:docPr id="11" name="TextBox 12"/>
-              <wp:cNvGraphicFramePr/>
-              <a:graphic xmlns:a="http://schemas.openxmlformats.org/drawingml/2006/main">
-                <a:graphicData uri="http://schemas.microsoft.com/office/word/2010/wordprocessingShape">
-                  <wps:wsp>
-                    <wps:cNvSpPr txBox="1"/>
-                    <wps:spPr>
-                      <a:xfrm>
-                        <a:off x="0" y="0"/>
-                        <a:ext cx="1390104" cy="830997"/>
-                      </a:xfrm>
-                      <a:prstGeom prst="rect">
-                        <a:avLst/>
-                      </a:prstGeom>
-                      <a:noFill/>
-                    </wps:spPr>
-                    <wps:txbx>
-                      <w:txbxContent>
-                        <w:p>
-                          <w:pPr>
-                            <w:spacing w:after="120" w:line="240" w:lineRule="auto"/>
-                            <w:jc w:val="center"/>
-                            <w:rPr>
-                              <w:rFonts w:hAnsi="Calibri"/>
-                              <w:color w:val="FF0000"/>
-                              <w:kern w:val="24"/>
-                              <w:sz w:val="20"/>
-                              <w:szCs w:val="20"/>
-                            </w:rPr>
-                          </w:pPr>
-                          <w:r>
-                            <w:rPr>
-                              <w:rFonts w:hAnsi="Calibri"/>
-                              <w:color w:val="FF0000"/>
-                              <w:kern w:val="24"/>
-                              <w:sz w:val="20"/>
-                              <w:szCs w:val="20"/>
-                            </w:rPr>
-                            <w:t>17300 Dallas Parkway</w:t>
-                          </w:r>
-                        </w:p>
-                        <w:p>
-                          <w:pPr>
-                            <w:spacing w:after="120" w:line="240" w:lineRule="auto"/>
-                            <w:jc w:val="center"/>
-                            <w:rPr>
-                              <w:color w:val="FF0000"/>
-                              <w:sz w:val="20"/>
-                              <w:szCs w:val="20"/>
-                            </w:rPr>
-                          </w:pPr>
-                          <w:r>
-                            <w:rPr>
-                              <w:rFonts w:hAnsi="Calibri"/>
-                              <w:color w:val="FF0000"/>
-                              <w:kern w:val="24"/>
-                              <w:sz w:val="20"/>
-                              <w:szCs w:val="20"/>
-                            </w:rPr>
-                            <w:t>Suite 3000</w:t>
-                          </w:r>
-                        </w:p>
-                        <w:p>
-                          <w:pPr>
-                            <w:spacing w:after="120" w:line="240" w:lineRule="auto"/>
-                            <w:jc w:val="center"/>
-                            <w:rPr>
-                              <w:color w:val="FF0000"/>
-                              <w:sz w:val="20"/>
-                              <w:szCs w:val="20"/>
-                            </w:rPr>
-                          </w:pPr>
-                          <w:r>
-                            <w:rPr>
-                              <w:rFonts w:hAnsi="Calibri"/>
-                              <w:color w:val="FF0000"/>
-                              <w:kern w:val="24"/>
-                              <w:sz w:val="20"/>
-                              <w:szCs w:val="20"/>
-                            </w:rPr>
-                            <w:t>Dallas, Texas 75248</w:t>
-                          </w:r>
-                        </w:p>
-                        <w:p>
-                          <w:pPr>
-                            <w:spacing w:after="120" w:line="240" w:lineRule="auto"/>
-                            <w:jc w:val="center"/>
-                            <w:rPr>
-                              <w:b/>
-                              <w:bCs/>
-                              <w:color w:val="FF0000"/>
-                              <w:sz w:val="20"/>
-                              <w:szCs w:val="20"/>
-                            </w:rPr>
-                          </w:pPr>
-                          <w:r>
-                            <w:rPr>
-                              <w:rFonts w:hAnsi="Calibri"/>
-                              <w:color w:val="FF0000"/>
-                              <w:kern w:val="24"/>
-                              <w:sz w:val="20"/>
-                              <w:szCs w:val="20"/>
-                            </w:rPr>
-                            <w:t>972.239.5357</w:t>
-                          </w:r>
-                        </w:p>
-                      </w:txbxContent>
-                    </wps:txbx>
-                    <wps:bodyPr wrap="square" rtlCol="0">
-                      <a:spAutoFit/>
-                    </wps:bodyPr>
-                  </wps:wsp>
-                </a:graphicData>
-              </a:graphic>
-              <wp14:sizeRelH relativeFrom="margin">
-                <wp14:pctWidth>0</wp14:pctWidth>
-              </wp14:sizeRelH>
-            </wp:anchor>
-          </w:drawing>
-        </mc:Choice>
-        <mc:Fallback>
-          <w:pict>
-            <v:shapetype w14:anchorId="1D354152" id="_x0000_t202" coordsize="21600,21600" o:spt="202" path="m,l,21600r21600,l21600,xe">
-              <v:stroke joinstyle="miter"/>
-              <v:path gradientshapeok="t" o:connecttype="rect"/>
-            </v:shapetype>
-            <v:shape id="TextBox 12" o:spid="_x0000_s1026" type="#_x0000_t202" style="position:absolute;margin-left:5.65pt;margin-top:-111.1pt;width:109.45pt;height:65.45pt;z-index:251673600;visibility:visible;mso-wrap-style:square;mso-width-percent:0;mso-wrap-distance-left:9pt;mso-wrap-distance-top:0;mso-wrap-distance-right:9pt;mso-wrap-distance-bottom:0;mso-position-horizontal:absolute;mso-position-horizontal-relative:page;mso-position-vertical:absolute;mso-position-vertical-relative:text;mso-width-percent:0;mso-width-relative:margin;v-text-anchor:top" o:gfxdata="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" filled="f" stroked="f">
-              <v:textbox style="mso-fit-shape-to-text:t">
-                <w:txbxContent>
-                  <w:p>
-                    <w:pPr>
-                      <w:spacing w:after="120" w:line="240" w:lineRule="auto"/>
-                      <w:jc w:val="center"/>
-                      <w:rPr>
-                        <w:rFonts w:hAnsi="Calibri"/>
-                        <w:color w:val="FF0000"/>
-                        <w:kern w:val="24"/>
-                        <w:sz w:val="20"/>
-                        <w:szCs w:val="20"/>
-                      </w:rPr>
-                    </w:pPr>
-                    <w:r>
-                      <w:rPr>
-                        <w:rFonts w:hAnsi="Calibri"/>
-                        <w:color w:val="FF0000"/>
-                        <w:kern w:val="24"/>
-                        <w:sz w:val="20"/>
-                        <w:szCs w:val="20"/>
-                      </w:rPr>
-                      <w:t>17300 Dallas Parkway</w:t>
-                    </w:r>
-                  </w:p>
-                  <w:p>
-                    <w:pPr>
-                      <w:spacing w:after="120" w:line="240" w:lineRule="auto"/>
-                      <w:jc w:val="center"/>
-                      <w:rPr>
-                        <w:color w:val="FF0000"/>
-                        <w:sz w:val="20"/>
-                        <w:szCs w:val="20"/>
-                      </w:rPr>
-                    </w:pPr>
-                    <w:r>
-                      <w:rPr>
-                        <w:rFonts w:hAnsi="Calibri"/>
-                        <w:color w:val="FF0000"/>
-                        <w:kern w:val="24"/>
-                        <w:sz w:val="20"/>
-                        <w:szCs w:val="20"/>
-                      </w:rPr>
-                      <w:t>Suite 3000</w:t>
-                    </w:r>
-                  </w:p>
-                  <w:p>
-                    <w:pPr>
-                      <w:spacing w:after="120" w:line="240" w:lineRule="auto"/>
-                      <w:jc w:val="center"/>
-                      <w:rPr>
-                        <w:color w:val="FF0000"/>
-                        <w:sz w:val="20"/>
-                        <w:szCs w:val="20"/>
-                      </w:rPr>
-                    </w:pPr>
-                    <w:r>
-                      <w:rPr>
-                        <w:rFonts w:hAnsi="Calibri"/>
-                        <w:color w:val="FF0000"/>
-                        <w:kern w:val="24"/>
-                        <w:sz w:val="20"/>
-                        <w:szCs w:val="20"/>
-                      </w:rPr>
-                      <w:t>Dallas, Texas 75248</w:t>
-                    </w:r>
-                  </w:p>
-                  <w:p>
-                    <w:pPr>
-                      <w:spacing w:after="120" w:line="240" w:lineRule="auto"/>
-                      <w:jc w:val="center"/>
-                      <w:rPr>
-                        <w:b/>
-                        <w:bCs/>
-                        <w:color w:val="FF0000"/>
-                        <w:sz w:val="20"/>
-                        <w:szCs w:val="20"/>
-                      </w:rPr>
-                    </w:pPr>
-                    <w:r>
-                      <w:rPr>
-                        <w:rFonts w:hAnsi="Calibri"/>
-                        <w:color w:val="FF0000"/>
-                        <w:kern w:val="24"/>
-                        <w:sz w:val="20"/>
-                        <w:szCs w:val="20"/>
-                      </w:rPr>
-                      <w:t>972.239.5357</w:t>
-                    </w:r>
-                  </w:p>
-                </w:txbxContent>
-              </v:textbox>
-              <w10:wrap anchorx="page"/>
-            </v:shape>
-          </w:pict>
-        </mc:Fallback>
-      </mc:AlternateContent>
-    </w:r>
-  </w:p>
-</w:ftr>
-</file>
-
 <file path=word/footnotes.xml><?xml version="1.0" encoding="utf-8"?>
 <w:footnotes xmlns:wpc="http://schemas.microsoft.com/office/word/2010/wordprocessingCanvas" xmlns:cx="http://schemas.microsoft.com/office/drawing/2014/chartex" xmlns:cx1="http://schemas.microsoft.com/office/drawing/2015/9/8/chartex" xmlns:cx2="http://schemas.microsoft.com/office/drawing/2015/10/21/chartex" xmlns:cx3="http://schemas.microsoft.com/office/drawing/2016/5/9/chartex" xmlns:cx4="http://schemas.microsoft.com/office/drawing/2016/5/10/chartex" xmlns:cx5="http://schemas.microsoft.com/office/drawing/2016/5/11/chartex" xmlns:cx6="http://schemas.microsoft.com/office/drawing/2016/5/12/chartex" xmlns:cx7="http://schemas.microsoft.com/office/drawing/2016/5/13/chartex" xmlns:cx8="http://schemas.microsoft.com/office/drawing/2016/5/14/chartex" xmlns:mc="http://schemas.openxmlformats.org/markup-compatibility/2006" xmlns:aink="http://schemas.microsoft.com/office/drawing/2016/ink" xmlns:am3d="http://schemas.microsoft.com/office/drawing/2017/model3d" xmlns:o="urn:schemas-microsoft-com:office:office" xmlns:oel="http://schemas.microsoft.com/office/2019/extlst" xmlns:r="http://schemas.openxmlformats.org/officeDocument/2006/relationships" xmlns:m="http://schemas.openxmlformats.org/officeDocument/2006/math" xmlns:v="urn:schemas-microsoft-com:vml" xmlns:wp14="http://schemas.microsoft.com/office/word/2010/wordprocessingDrawing" xmlns:wp="http://schemas.openxmlformats.org/drawingml/2006/wordprocessingDrawing" xmlns:w10="urn:schemas-microsoft-com:office:word" xmlns:w="http://schemas.openxmlformats.org/wordprocessingml/2006/main" xmlns:w14="http://schemas.microsoft.com/office/word/2010/wordml" xmlns:w15="http://schemas.microsoft.com/office/word/2012/wordml" xmlns:w16cex="http://schemas.microsoft.com/office/word/2018/wordml/cex" xmlns:w16cid="http://schemas.microsoft.com/office/word/2016/wordml/cid" xmlns:w16="http://schemas.microsoft.com/office/word/2018/wordml" xmlns:w16du="http://schemas.microsoft.com/office/word/2023/wordml/word16du" xmlns:w16sdtdh="http://schemas.microsoft.com/office/word/2020/wordml/sdtdatahash" xmlns:w16sdtfl="http://schemas.microsoft.com/office/word/2024/wordml/sdtformatlock" xmlns:w16se="http://schemas.microsoft.com/office/word/2015/wordml/symex" xmlns:wpg="http://schemas.microsoft.com/office/word/2010/wordprocessingGroup" xmlns:wpi="http://schemas.microsoft.com/office/word/2010/wordprocessingInk" xmlns:wne="http://schemas.microsoft.com/office/word/2006/wordml" xmlns:wps="http://schemas.microsoft.com/office/word/2010/wordprocessingShape" mc:Ignorable="w14 w15 w16se w16cid w16 w16cex w16sdtdh w16sdtfl w16du wp14">
   <w:footnote w:type="separator" w:id="-1">
@@ -1020,192 +2270,6 @@
     </w:p>
   </w:footnote>
 </w:footnotes>
-</file>
-
-<file path=word/header1.xml><?xml version="1.0" encoding="utf-8"?>
-<w:hdr xmlns:wpc="http://schemas.microsoft.com/office/word/2010/wordprocessingCanvas" xmlns:cx="http://schemas.microsoft.com/office/drawing/2014/chartex" xmlns:cx1="http://schemas.microsoft.com/office/drawing/2015/9/8/chartex" xmlns:cx2="http://schemas.microsoft.com/office/drawing/2015/10/21/chartex" xmlns:cx3="http://schemas.microsoft.com/office/drawing/2016/5/9/chartex" xmlns:cx4="http://schemas.microsoft.com/office/drawing/2016/5/10/chartex" xmlns:cx5="http://schemas.microsoft.com/office/drawing/2016/5/11/chartex" xmlns:cx6="http://schemas.microsoft.com/office/drawing/2016/5/12/chartex" xmlns:cx7="http://schemas.microsoft.com/office/drawing/2016/5/13/chartex" xmlns:cx8="http://schemas.microsoft.com/office/drawing/2016/5/14/chartex" xmlns:mc="http://schemas.openxmlformats.org/markup-compatibility/2006" xmlns:aink="http://schemas.microsoft.com/office/drawing/2016/ink" xmlns:am3d="http://schemas.microsoft.com/office/drawing/2017/model3d" xmlns:o="urn:schemas-microsoft-com:office:office" xmlns:oel="http://schemas.microsoft.com/office/2019/extlst" xmlns:r="http://schemas.openxmlformats.org/officeDocument/2006/relationships" xmlns:m="http://schemas.openxmlformats.org/officeDocument/2006/math" xmlns:v="urn:schemas-microsoft-com:vml" xmlns:wp14="http://schemas.microsoft.com/office/word/2010/wordprocessingDrawing" xmlns:wp="http://schemas.openxmlformats.org/drawingml/2006/wordprocessingDrawing" xmlns:w10="urn:schemas-microsoft-com:office:word" xmlns:w="http://schemas.openxmlformats.org/wordprocessingml/2006/main" xmlns:w14="http://schemas.microsoft.com/office/word/2010/wordml" xmlns:w15="http://schemas.microsoft.com/office/word/2012/wordml" xmlns:w16cex="http://schemas.microsoft.com/office/word/2018/wordml/cex" xmlns:w16cid="http://schemas.microsoft.com/office/word/2016/wordml/cid" xmlns:w16="http://schemas.microsoft.com/office/word/2018/wordml" xmlns:w16du="http://schemas.microsoft.com/office/word/2023/wordml/word16du" xmlns:w16sdtdh="http://schemas.microsoft.com/office/word/2020/wordml/sdtdatahash" xmlns:w16sdtfl="http://schemas.microsoft.com/office/word/2024/wordml/sdtformatlock" xmlns:w16se="http://schemas.microsoft.com/office/word/2015/wordml/symex" xmlns:wpg="http://schemas.microsoft.com/office/word/2010/wordprocessingGroup" xmlns:wpi="http://schemas.microsoft.com/office/word/2010/wordprocessingInk" xmlns:wne="http://schemas.microsoft.com/office/word/2006/wordml" xmlns:wps="http://schemas.microsoft.com/office/word/2010/wordprocessingShape" mc:Ignorable="w14 w15 w16se w16cid w16 w16cex w16sdtdh w16sdtfl w16du wp14">
-  <w:p>
-    <w:pPr>
-      <w:pStyle w:val="Header"/>
-      <w:ind w:left="-2160"/>
-    </w:pPr>
-    <w:r>
-      <w:rPr>
-        <w:noProof/>
-        <w:color w:val="767171" w:themeColor="background2" w:themeShade="80"/>
-        <w:sz w:val="36"/>
-        <w:szCs w:val="36"/>
-      </w:rPr>
-      <w:drawing>
-        <wp:anchor distT="0" distB="0" distL="114300" distR="114300" simplePos="0" relativeHeight="251674624" behindDoc="1" locked="0" layoutInCell="1" allowOverlap="1" wp14:anchorId="2AD02995" wp14:editId="0ED80F99">
-          <wp:simplePos x="0" y="0"/>
-          <wp:positionH relativeFrom="column">
-            <wp:posOffset>-1543050</wp:posOffset>
-          </wp:positionH>
-          <wp:positionV relativeFrom="page">
-            <wp:posOffset>238125</wp:posOffset>
-          </wp:positionV>
-          <wp:extent cx="1077595" cy="1066800"/>
-          <wp:effectExtent l="0" t="0" r="8255" b="0"/>
-          <wp:wrapTight wrapText="bothSides">
-            <wp:wrapPolygon edited="0">
-              <wp:start x="7637" y="0"/>
-              <wp:lineTo x="6110" y="6171"/>
-              <wp:lineTo x="3819" y="8871"/>
-              <wp:lineTo x="3819" y="11186"/>
-              <wp:lineTo x="7255" y="12343"/>
-              <wp:lineTo x="0" y="14657"/>
-              <wp:lineTo x="0" y="18129"/>
-              <wp:lineTo x="3055" y="18514"/>
-              <wp:lineTo x="3437" y="21214"/>
-              <wp:lineTo x="10310" y="21214"/>
-              <wp:lineTo x="12983" y="21214"/>
-              <wp:lineTo x="18329" y="21214"/>
-              <wp:lineTo x="17565" y="18900"/>
-              <wp:lineTo x="21384" y="18129"/>
-              <wp:lineTo x="21384" y="16200"/>
-              <wp:lineTo x="14128" y="12343"/>
-              <wp:lineTo x="16038" y="6171"/>
-              <wp:lineTo x="14510" y="1543"/>
-              <wp:lineTo x="13747" y="0"/>
-              <wp:lineTo x="7637" y="0"/>
-            </wp:wrapPolygon>
-          </wp:wrapTight>
-          <wp:docPr id="1" name="Picture 1"/>
-          <wp:cNvGraphicFramePr>
-            <a:graphicFrameLocks xmlns:a="http://schemas.openxmlformats.org/drawingml/2006/main" noChangeAspect="1"/>
-          </wp:cNvGraphicFramePr>
-          <a:graphic xmlns:a="http://schemas.openxmlformats.org/drawingml/2006/main">
-            <a:graphicData uri="http://schemas.openxmlformats.org/drawingml/2006/picture">
-              <pic:pic xmlns:pic="http://schemas.openxmlformats.org/drawingml/2006/picture">
-                <pic:nvPicPr>
-                  <pic:cNvPr id="0" name="Picture 1"/>
-                  <pic:cNvPicPr>
-                    <a:picLocks noChangeAspect="1" noChangeArrowheads="1"/>
-                  </pic:cNvPicPr>
-                </pic:nvPicPr>
-                <pic:blipFill>
-                  <a:blip r:embed="rId1" cstate="print">
-                    <a:extLst>
-                      <a:ext uri="{28A0092B-C50C-407E-A947-70E740481C1C}">
-                        <a14:useLocalDpi xmlns:a14="http://schemas.microsoft.com/office/drawing/2010/main" val="0"/>
-                      </a:ext>
-                    </a:extLst>
-                  </a:blip>
-                  <a:srcRect/>
-                  <a:stretch>
-                    <a:fillRect/>
-                  </a:stretch>
-                </pic:blipFill>
-                <pic:spPr bwMode="auto">
-                  <a:xfrm>
-                    <a:off x="0" y="0"/>
-                    <a:ext cx="1077595" cy="1066800"/>
-                  </a:xfrm>
-                  <a:prstGeom prst="rect">
-                    <a:avLst/>
-                  </a:prstGeom>
-                  <a:noFill/>
-                  <a:ln>
-                    <a:noFill/>
-                  </a:ln>
-                </pic:spPr>
-              </pic:pic>
-            </a:graphicData>
-          </a:graphic>
-        </wp:anchor>
-      </w:drawing>
-    </w:r>
-    <w:r>
-      <w:rPr>
-        <w:noProof/>
-      </w:rPr>
-      <w:t xml:space="preserve"> </w:t>
-    </w:r>
-    <w:r>
-      <w:rPr>
-        <w:noProof/>
-      </w:rPr>
-      <mc:AlternateContent>
-        <mc:Choice Requires="wps">
-          <w:drawing>
-            <wp:anchor distT="0" distB="0" distL="114300" distR="114300" simplePos="0" relativeHeight="251668480" behindDoc="0" locked="0" layoutInCell="1" allowOverlap="1" wp14:anchorId="11DB2B97" wp14:editId="2023EC84">
-              <wp:simplePos x="0" y="0"/>
-              <wp:positionH relativeFrom="column">
-                <wp:posOffset>-314638</wp:posOffset>
-              </wp:positionH>
-              <wp:positionV relativeFrom="paragraph">
-                <wp:posOffset>-470849</wp:posOffset>
-              </wp:positionV>
-              <wp:extent cx="25192" cy="10263117"/>
-              <wp:effectExtent l="19050" t="19050" r="32385" b="24130"/>
-              <wp:wrapNone/>
-              <wp:docPr id="6" name="Straight Connector 5">
-                <a:extLst xmlns:a="http://schemas.openxmlformats.org/drawingml/2006/main">
-                  <a:ext uri="{FF2B5EF4-FFF2-40B4-BE49-F238E27FC236}">
-                    <a16:creationId xmlns:a16="http://schemas.microsoft.com/office/drawing/2014/main" id="{D79FC8A5-3B14-4EC2-B97B-579B4A90F845}"/>
-                  </a:ext>
-                </a:extLst>
-              </wp:docPr>
-              <wp:cNvGraphicFramePr/>
-              <a:graphic xmlns:a="http://schemas.openxmlformats.org/drawingml/2006/main">
-                <a:graphicData uri="http://schemas.microsoft.com/office/word/2010/wordprocessingShape">
-                  <wps:wsp>
-                    <wps:cNvCnPr/>
-                    <wps:spPr>
-                      <a:xfrm flipH="1">
-                        <a:off x="0" y="0"/>
-                        <a:ext cx="25192" cy="10263117"/>
-                      </a:xfrm>
-                      <a:prstGeom prst="line">
-                        <a:avLst/>
-                      </a:prstGeom>
-                      <a:ln w="28575">
-                        <a:solidFill>
-                          <a:srgbClr val="FF0000">
-                            <a:alpha val="69000"/>
-                          </a:srgbClr>
-                        </a:solidFill>
-                      </a:ln>
-                    </wps:spPr>
-                    <wps:style>
-                      <a:lnRef idx="1">
-                        <a:schemeClr val="accent1"/>
-                      </a:lnRef>
-                      <a:fillRef idx="0">
-                        <a:schemeClr val="accent1"/>
-                      </a:fillRef>
-                      <a:effectRef idx="0">
-                        <a:schemeClr val="accent1"/>
-                      </a:effectRef>
-                      <a:fontRef idx="minor">
-                        <a:schemeClr val="tx1"/>
-                      </a:fontRef>
-                    </wps:style>
-                    <wps:bodyPr/>
-                  </wps:wsp>
-                </a:graphicData>
-              </a:graphic>
-              <wp14:sizeRelH relativeFrom="margin">
-                <wp14:pctWidth>0</wp14:pctWidth>
-              </wp14:sizeRelH>
-              <wp14:sizeRelV relativeFrom="margin">
-                <wp14:pctHeight>0</wp14:pctHeight>
-              </wp14:sizeRelV>
-            </wp:anchor>
-          </w:drawing>
-        </mc:Choice>
-        <mc:Fallback>
-          <w:pict>
-            <v:line w14:anchorId="1516ACD8" id="Straight Connector 5" o:spid="_x0000_s1026" style="position:absolute;flip:x;z-index:251668480;visibility:visible;mso-wrap-style:square;mso-width-percent:0;mso-height-percent:0;mso-wrap-distance-left:9pt;mso-wrap-distance-top:0;mso-wrap-distance-right:9pt;mso-wrap-distance-bottom:0;mso-position-horizontal:absolute;mso-position-horizontal-relative:text;mso-position-vertical:absolute;mso-position-vertical-relative:text;mso-width-percent:0;mso-height-percent:0;mso-width-relative:margin;mso-height-relative:margin" from="-24.75pt,-37.05pt" to="-22.75pt,771.05pt" o:gfxdata="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" strokecolor="red" strokeweight="2.25pt">
-              <v:stroke opacity="45232f" joinstyle="miter"/>
-            </v:line>
-          </w:pict>
-        </mc:Fallback>
-      </mc:AlternateContent>
-    </w:r>
-  </w:p>
-</w:hdr>
 </file>
 
 <file path=word/numbering.xml><?xml version="1.0" encoding="utf-8"?>
@@ -4140,6 +5204,69 @@
     </w:lvl>
   </w:abstractNum>
   <w:abstractNum w:abstractNumId="33" w15:restartNumberingAfterBreak="0">
+    <w:nsid w:val="5A1B0900"/>
+    <w:multiLevelType w:val="singleLevel"/>
+    <w:tmpl w:val="5A1B0900"/>
+    <w:lvl w:ilvl="0">
+      <w:start w:val="1"/>
+      <w:numFmt w:val="decimalZero"/>
+      <w:suff w:val="nothing"/>
+      <w:lvlText w:val="M-0%1"/>
+      <w:lvlJc w:val="left"/>
+      <w:pPr>
+        <w:ind w:left="0" w:firstLine="0"/>
+      </w:pPr>
+      <w:rPr>
+        <w:rFonts w:ascii="Calibri" w:hAnsi="Calibri" w:cs="Calibri" w:hint="default"/>
+        <w:b/>
+        <w:color w:val="E9382B"/>
+        <w:sz w:val="18"/>
+      </w:rPr>
+    </w:lvl>
+  </w:abstractNum>
+  <w:abstractNum w:abstractNumId="34" w15:restartNumberingAfterBreak="0">
+    <w:nsid w:val="5A1B0901"/>
+    <w:multiLevelType w:val="singleLevel"/>
+    <w:tmpl w:val="5A1B0901"/>
+    <w:lvl w:ilvl="0">
+      <w:start w:val="1"/>
+      <w:numFmt w:val="decimalZero"/>
+      <w:suff w:val="nothing"/>
+      <w:lvlText w:val="E-0%1"/>
+      <w:lvlJc w:val="left"/>
+      <w:pPr>
+        <w:ind w:left="0" w:firstLine="0"/>
+      </w:pPr>
+      <w:rPr>
+        <w:rFonts w:ascii="Calibri" w:hAnsi="Calibri" w:cs="Calibri" w:hint="default"/>
+        <w:b/>
+        <w:color w:val="E9382B"/>
+        <w:sz w:val="18"/>
+      </w:rPr>
+    </w:lvl>
+  </w:abstractNum>
+  <w:abstractNum w:abstractNumId="35" w15:restartNumberingAfterBreak="0">
+    <w:nsid w:val="5A1B0902"/>
+    <w:multiLevelType w:val="singleLevel"/>
+    <w:tmpl w:val="5A1B0902"/>
+    <w:lvl w:ilvl="0">
+      <w:start w:val="1"/>
+      <w:numFmt w:val="decimalZero"/>
+      <w:suff w:val="nothing"/>
+      <w:lvlText w:val="P-0%1"/>
+      <w:lvlJc w:val="left"/>
+      <w:pPr>
+        <w:ind w:left="0" w:firstLine="0"/>
+      </w:pPr>
+      <w:rPr>
+        <w:rFonts w:ascii="Calibri" w:hAnsi="Calibri" w:cs="Calibri" w:hint="default"/>
+        <w:b/>
+        <w:color w:val="E9382B"/>
+        <w:sz w:val="18"/>
+      </w:rPr>
+    </w:lvl>
+  </w:abstractNum>
+  <w:abstractNum w:abstractNumId="36" w15:restartNumberingAfterBreak="0">
     <w:nsid w:val="60CB070B"/>
     <w:multiLevelType w:val="multilevel"/>
     <w:tmpl w:val="0409001D"/>
@@ -4228,7 +5355,7 @@
       </w:pPr>
     </w:lvl>
   </w:abstractNum>
-  <w:abstractNum w:abstractNumId="34" w15:restartNumberingAfterBreak="0">
+  <w:abstractNum w:abstractNumId="37" w15:restartNumberingAfterBreak="0">
     <w:nsid w:val="615F48E3"/>
     <w:multiLevelType w:val="hybridMultilevel"/>
     <w:tmpl w:val="8A46421A"/>
@@ -4317,7 +5444,7 @@
       </w:pPr>
     </w:lvl>
   </w:abstractNum>
-  <w:abstractNum w:abstractNumId="35" w15:restartNumberingAfterBreak="0">
+  <w:abstractNum w:abstractNumId="38" w15:restartNumberingAfterBreak="0">
     <w:nsid w:val="63404883"/>
     <w:multiLevelType w:val="hybridMultilevel"/>
     <w:tmpl w:val="AB36AA2C"/>
@@ -4406,7 +5533,7 @@
       </w:pPr>
     </w:lvl>
   </w:abstractNum>
-  <w:abstractNum w:abstractNumId="36" w15:restartNumberingAfterBreak="0">
+  <w:abstractNum w:abstractNumId="39" w15:restartNumberingAfterBreak="0">
     <w:nsid w:val="63452847"/>
     <w:multiLevelType w:val="hybridMultilevel"/>
     <w:tmpl w:val="8D0EB6BE"/>
@@ -4495,7 +5622,7 @@
       </w:pPr>
     </w:lvl>
   </w:abstractNum>
-  <w:abstractNum w:abstractNumId="37" w15:restartNumberingAfterBreak="0">
+  <w:abstractNum w:abstractNumId="40" w15:restartNumberingAfterBreak="0">
     <w:nsid w:val="6B196DA8"/>
     <w:multiLevelType w:val="hybridMultilevel"/>
     <w:tmpl w:val="AB36AA2C"/>
@@ -4584,7 +5711,7 @@
       </w:pPr>
     </w:lvl>
   </w:abstractNum>
-  <w:abstractNum w:abstractNumId="38" w15:restartNumberingAfterBreak="0">
+  <w:abstractNum w:abstractNumId="41" w15:restartNumberingAfterBreak="0">
     <w:nsid w:val="6B2E171C"/>
     <w:multiLevelType w:val="hybridMultilevel"/>
     <w:tmpl w:val="BBAE7C7E"/>
@@ -4675,7 +5802,7 @@
       </w:pPr>
     </w:lvl>
   </w:abstractNum>
-  <w:abstractNum w:abstractNumId="39" w15:restartNumberingAfterBreak="0">
+  <w:abstractNum w:abstractNumId="42" w15:restartNumberingAfterBreak="0">
     <w:nsid w:val="752C6A5A"/>
     <w:multiLevelType w:val="hybridMultilevel"/>
     <w:tmpl w:val="8D0EB6BE"/>
@@ -4764,7 +5891,7 @@
       </w:pPr>
     </w:lvl>
   </w:abstractNum>
-  <w:abstractNum w:abstractNumId="40" w15:restartNumberingAfterBreak="0">
+  <w:abstractNum w:abstractNumId="43" w15:restartNumberingAfterBreak="0">
     <w:nsid w:val="77735019"/>
     <w:multiLevelType w:val="hybridMultilevel"/>
     <w:tmpl w:val="8A46421A"/>
@@ -4853,7 +5980,7 @@
       </w:pPr>
     </w:lvl>
   </w:abstractNum>
-  <w:abstractNum w:abstractNumId="41" w15:restartNumberingAfterBreak="0">
+  <w:abstractNum w:abstractNumId="44" w15:restartNumberingAfterBreak="0">
     <w:nsid w:val="7E096FE4"/>
     <w:multiLevelType w:val="hybridMultilevel"/>
     <w:tmpl w:val="2DE0796E"/>
@@ -4942,7 +6069,7 @@
       </w:pPr>
     </w:lvl>
   </w:abstractNum>
-  <w:abstractNum w:abstractNumId="42" w15:restartNumberingAfterBreak="0">
+  <w:abstractNum w:abstractNumId="45" w15:restartNumberingAfterBreak="0">
     <w:nsid w:val="7FA706D0"/>
     <w:multiLevelType w:val="hybridMultilevel"/>
     <w:tmpl w:val="8BC47FE0"/>
@@ -5038,7 +6165,7 @@
     <w:abstractNumId w:val="15"/>
   </w:num>
   <w:num w:numId="3" w16cid:durableId="1128161177">
-    <w:abstractNumId w:val="35"/>
+    <w:abstractNumId w:val="38"/>
   </w:num>
   <w:num w:numId="4" w16cid:durableId="748385300">
     <w:abstractNumId w:val="8"/>
@@ -5062,7 +6189,7 @@
     <w:abstractNumId w:val="25"/>
   </w:num>
   <w:num w:numId="11" w16cid:durableId="458257469">
-    <w:abstractNumId w:val="37"/>
+    <w:abstractNumId w:val="40"/>
   </w:num>
   <w:num w:numId="12" w16cid:durableId="16742310">
     <w:abstractNumId w:val="17"/>
@@ -5080,7 +6207,7 @@
     <w:abstractNumId w:val="10"/>
   </w:num>
   <w:num w:numId="17" w16cid:durableId="2009408108">
-    <w:abstractNumId w:val="33"/>
+    <w:abstractNumId w:val="36"/>
   </w:num>
   <w:num w:numId="18" w16cid:durableId="2083596630">
     <w:abstractNumId w:val="5"/>
@@ -5101,16 +6228,16 @@
     <w:abstractNumId w:val="30"/>
   </w:num>
   <w:num w:numId="24" w16cid:durableId="615405250">
-    <w:abstractNumId w:val="41"/>
+    <w:abstractNumId w:val="44"/>
   </w:num>
   <w:num w:numId="25" w16cid:durableId="1060326708">
-    <w:abstractNumId w:val="39"/>
+    <w:abstractNumId w:val="42"/>
   </w:num>
   <w:num w:numId="26" w16cid:durableId="1364213222">
     <w:abstractNumId w:val="23"/>
   </w:num>
   <w:num w:numId="27" w16cid:durableId="731469017">
-    <w:abstractNumId w:val="36"/>
+    <w:abstractNumId w:val="39"/>
   </w:num>
   <w:num w:numId="28" w16cid:durableId="884372007">
     <w:abstractNumId w:val="19"/>
@@ -5119,7 +6246,7 @@
     <w:abstractNumId w:val="18"/>
   </w:num>
   <w:num w:numId="30" w16cid:durableId="1427578362">
-    <w:abstractNumId w:val="40"/>
+    <w:abstractNumId w:val="43"/>
   </w:num>
   <w:num w:numId="31" w16cid:durableId="994647087">
     <w:abstractNumId w:val="21"/>
@@ -5128,7 +6255,7 @@
     <w:abstractNumId w:val="22"/>
   </w:num>
   <w:num w:numId="33" w16cid:durableId="1645085031">
-    <w:abstractNumId w:val="34"/>
+    <w:abstractNumId w:val="37"/>
   </w:num>
   <w:num w:numId="34" w16cid:durableId="1263605742">
     <w:abstractNumId w:val="2"/>
@@ -5149,16 +6276,25 @@
     <w:abstractNumId w:val="20"/>
   </w:num>
   <w:num w:numId="40" w16cid:durableId="17053364">
-    <w:abstractNumId w:val="42"/>
+    <w:abstractNumId w:val="45"/>
   </w:num>
   <w:num w:numId="41" w16cid:durableId="271060500">
-    <w:abstractNumId w:val="38"/>
+    <w:abstractNumId w:val="41"/>
   </w:num>
   <w:num w:numId="42" w16cid:durableId="2064988087">
     <w:abstractNumId w:val="1"/>
   </w:num>
   <w:num w:numId="43" w16cid:durableId="645621382">
     <w:abstractNumId w:val="7"/>
+  </w:num>
+  <w:num w:numId="44" w16cid:durableId="55980274">
+    <w:abstractNumId w:val="33"/>
+  </w:num>
+  <w:num w:numId="45" w16cid:durableId="523440994">
+    <w:abstractNumId w:val="34"/>
+  </w:num>
+  <w:num w:numId="46" w16cid:durableId="290794037">
+    <w:abstractNumId w:val="35"/>
   </w:num>
 </w:numbering>
 </file>
